--- a/zht/docx/066.content.docx
+++ b/zht/docx/066.content.docx
@@ -150,26 +150,6 @@
           <w:lang w:val="zh_TW" w:bidi="zh_TW"/>
         </w:rPr>
         <w:t>qing</w:t>
-      </w:r>
-      <w:r>
-        <w:rPr>
-          <w:lang w:val="zh_TW" w:bidi="zh_TW"/>
-        </w:rPr>
-      </w:r>
-    </w:p>
-    <w:p>
-      <w:pPr/>
-      <w:r>
-        <w:rPr>
-          <w:lang w:val="zh_TW" w:bidi="zh_TW"/>
-        </w:rPr>
-      </w:r>
-      <w:r>
-        <w:rPr>
-          <w:i/>
-          <w:lang w:val="zh_TW" w:bidi="zh_TW"/>
-        </w:rPr>
-        <w:t>慶賀</w:t>
       </w:r>
       <w:r>
         <w:rPr>

--- a/zht/docx/066.content.docx
+++ b/zht/docx/066.content.docx
@@ -19,7 +19,7 @@
         <w:rPr>
           <w:lang w:val="zh_TW" w:bidi="zh_TW"/>
         </w:rPr>
-        <w:t>Resource: Study Notes - Themes (Tyndale)</w:t>
+        <w:t>Resource: Tyndale Open Study Notes</w:t>
       </w:r>
       <w:r>
         <w:rPr>
@@ -112,7 +112,7 @@
         <w:rPr>
           <w:lang w:val="zh_TW" w:bidi="zh_TW"/>
         </w:rPr>
-        <w:t>Study Notes - Themes (Tyndale)</w:t>
+        <w:t>Tyndale Open Study Notes</w:t>
       </w:r>
     </w:p>
     <w:p>

--- a/zht/docx/066.content.docx
+++ b/zht/docx/066.content.docx
@@ -149,7 +149,7 @@
         <w:rPr>
           <w:lang w:val="zh_TW" w:bidi="zh_TW"/>
         </w:rPr>
-        <w:t>qing</w:t>
+        <w:t>que</w:t>
       </w:r>
       <w:r>
         <w:rPr>
@@ -212,7 +212,7 @@
         <w:rPr>
           <w:lang w:val="zh_TW" w:bidi="zh_TW"/>
         </w:rPr>
-        <w:t>慶賀</w:t>
+        <w:t>確據和順服</w:t>
       </w:r>
       <w:r>
         <w:rPr>
@@ -231,7 +231,7 @@
         <w:rPr>
           <w:lang w:val="zh_TW" w:bidi="zh_TW"/>
         </w:rPr>
-        <w:t>神喜悅那些敬拜和讚美祂的人以喜樂與歡欣來表達內心的情感（</w:t>
+        <w:t>生命冊是神的名冊，記錄那些屬於神，並將承受永生之人的名字（</w:t>
       </w:r>
       <w:hyperlink r:id="rId13">
         <w:r>
@@ -242,14 +242,14 @@
             <w:color w:val="0000EE"/>
             <w:u w:val="single"/>
           </w:rPr>
-          <w:t>賽30:29</w:t>
-        </w:r>
-      </w:hyperlink>
-      <w:r>
-        <w:rPr>
-          <w:lang w:val="zh_TW" w:bidi="zh_TW"/>
-        </w:rPr>
-        <w:t>；</w:t>
+          <w:t>啟20:12</w:t>
+        </w:r>
+      </w:hyperlink>
+      <w:r>
+        <w:rPr>
+          <w:lang w:val="zh_TW" w:bidi="zh_TW"/>
+        </w:rPr>
+        <w:t>）。然而，聖經中提到名字，可能從生命冊中塗抹（</w:t>
       </w:r>
       <w:hyperlink r:id="rId14">
         <w:r>
@@ -260,80 +260,14 @@
             <w:color w:val="0000EE"/>
             <w:u w:val="single"/>
           </w:rPr>
-          <w:t>耶30:19，</w:t>
-        </w:r>
-      </w:hyperlink>
-      <w:hyperlink r:id="rId15">
-        <w:r>
-          <w:rPr>
-            <w:lang w:val="zh_TW" w:bidi="zh_TW"/>
-          </w:rPr>
-          <w:rPr>
-            <w:color w:val="0000EE"/>
-            <w:u w:val="single"/>
-          </w:rPr>
-          <w:t>31:13</w:t>
-        </w:r>
-      </w:hyperlink>
-      <w:r>
-        <w:rPr>
-          <w:lang w:val="zh_TW" w:bidi="zh_TW"/>
-        </w:rPr>
-        <w:t>；</w:t>
-      </w:r>
-      <w:hyperlink r:id="rId16">
-        <w:r>
-          <w:rPr>
-            <w:lang w:val="zh_TW" w:bidi="zh_TW"/>
-          </w:rPr>
-          <w:rPr>
-            <w:color w:val="0000EE"/>
-            <w:u w:val="single"/>
-          </w:rPr>
-          <w:t>番3:17</w:t>
-        </w:r>
-      </w:hyperlink>
-      <w:r>
-        <w:rPr>
-          <w:lang w:val="zh_TW" w:bidi="zh_TW"/>
-        </w:rPr>
-        <w:t>；</w:t>
-      </w:r>
-      <w:hyperlink r:id="rId17">
-        <w:r>
-          <w:rPr>
-            <w:lang w:val="zh_TW" w:bidi="zh_TW"/>
-          </w:rPr>
-          <w:rPr>
-            <w:color w:val="0000EE"/>
-            <w:u w:val="single"/>
-          </w:rPr>
-          <w:t>弗5:19</w:t>
-        </w:r>
-      </w:hyperlink>
-      <w:r>
-        <w:rPr>
-          <w:lang w:val="zh_TW" w:bidi="zh_TW"/>
-        </w:rPr>
-        <w:t>；</w:t>
-      </w:r>
-      <w:hyperlink r:id="rId18">
-        <w:r>
-          <w:rPr>
-            <w:lang w:val="zh_TW" w:bidi="zh_TW"/>
-          </w:rPr>
-          <w:rPr>
-            <w:color w:val="0000EE"/>
-            <w:u w:val="single"/>
-          </w:rPr>
-          <w:t>西3:16</w:t>
-        </w:r>
-      </w:hyperlink>
-      <w:r>
-        <w:rPr>
-          <w:lang w:val="zh_TW" w:bidi="zh_TW"/>
-        </w:rPr>
-        <w:t>）。</w:t>
+          <w:t>啟3:5</w:t>
+        </w:r>
+      </w:hyperlink>
+      <w:r>
+        <w:rPr>
+          <w:lang w:val="zh_TW" w:bidi="zh_TW"/>
+        </w:rPr>
+        <w:t>）。這就引發了一個問題：救恩是否可以失落的呢？新約不是教導信徒，其救恩是穩妥的嗎？</w:t>
       </w:r>
     </w:p>
     <w:p>
@@ -347,7 +281,79 @@
         <w:rPr>
           <w:lang w:val="zh_TW" w:bidi="zh_TW"/>
         </w:rPr>
-        <w:t>大衛王曾兩次試圖將神的約櫃（也稱為「耶和華的約櫃」或「約櫃」）運到耶路撒冷（</w:t>
+        <w:t>新約確實賜予信徒許多安慰的話（例如，</w:t>
+      </w:r>
+      <w:hyperlink r:id="rId15">
+        <w:r>
+          <w:rPr>
+            <w:lang w:val="zh_TW" w:bidi="zh_TW"/>
+          </w:rPr>
+          <w:rPr>
+            <w:color w:val="0000EE"/>
+            <w:u w:val="single"/>
+          </w:rPr>
+          <w:t>約10:27–30</w:t>
+        </w:r>
+      </w:hyperlink>
+      <w:r>
+        <w:rPr>
+          <w:lang w:val="zh_TW" w:bidi="zh_TW"/>
+        </w:rPr>
+        <w:t>；</w:t>
+      </w:r>
+      <w:hyperlink r:id="rId16">
+        <w:r>
+          <w:rPr>
+            <w:lang w:val="zh_TW" w:bidi="zh_TW"/>
+          </w:rPr>
+          <w:rPr>
+            <w:color w:val="0000EE"/>
+            <w:u w:val="single"/>
+          </w:rPr>
+          <w:t>林前10:13</w:t>
+        </w:r>
+      </w:hyperlink>
+      <w:r>
+        <w:rPr>
+          <w:lang w:val="zh_TW" w:bidi="zh_TW"/>
+        </w:rPr>
+        <w:t>；</w:t>
+      </w:r>
+      <w:hyperlink r:id="rId17">
+        <w:r>
+          <w:rPr>
+            <w:lang w:val="zh_TW" w:bidi="zh_TW"/>
+          </w:rPr>
+          <w:rPr>
+            <w:color w:val="0000EE"/>
+            <w:u w:val="single"/>
+          </w:rPr>
+          <w:t>來6:18–20</w:t>
+        </w:r>
+      </w:hyperlink>
+      <w:r>
+        <w:rPr>
+          <w:lang w:val="zh_TW" w:bidi="zh_TW"/>
+        </w:rPr>
+        <w:t>），但也發出嚴肅的警告（例如，</w:t>
+      </w:r>
+      <w:hyperlink r:id="rId18">
+        <w:r>
+          <w:rPr>
+            <w:lang w:val="zh_TW" w:bidi="zh_TW"/>
+          </w:rPr>
+          <w:rPr>
+            <w:color w:val="0000EE"/>
+            <w:u w:val="single"/>
+          </w:rPr>
+          <w:t>約15:6</w:t>
+        </w:r>
+      </w:hyperlink>
+      <w:r>
+        <w:rPr>
+          <w:lang w:val="zh_TW" w:bidi="zh_TW"/>
+        </w:rPr>
+        <w:t>；</w:t>
       </w:r>
       <w:hyperlink r:id="rId19">
         <w:r>
@@ -358,14 +364,14 @@
             <w:color w:val="0000EE"/>
             <w:u w:val="single"/>
           </w:rPr>
-          <w:t>撒下6:1–11</w:t>
-        </w:r>
-      </w:hyperlink>
-      <w:r>
-        <w:rPr>
-          <w:lang w:val="zh_TW" w:bidi="zh_TW"/>
-        </w:rPr>
-        <w:t>、</w:t>
+          <w:t>林前10:6–12</w:t>
+        </w:r>
+      </w:hyperlink>
+      <w:r>
+        <w:rPr>
+          <w:lang w:val="zh_TW" w:bidi="zh_TW"/>
+        </w:rPr>
+        <w:t>；</w:t>
       </w:r>
       <w:hyperlink r:id="rId20">
         <w:r>
@@ -376,14 +382,50 @@
             <w:color w:val="0000EE"/>
             <w:u w:val="single"/>
           </w:rPr>
-          <w:t>12–23</w:t>
-        </w:r>
-      </w:hyperlink>
-      <w:r>
-        <w:rPr>
-          <w:lang w:val="zh_TW" w:bidi="zh_TW"/>
-        </w:rPr>
-        <w:t>）。這兩次都伴隨著慶賀活動。</w:t>
+          <w:t>來6:4–8</w:t>
+        </w:r>
+      </w:hyperlink>
+      <w:r>
+        <w:rPr>
+          <w:lang w:val="zh_TW" w:bidi="zh_TW"/>
+        </w:rPr>
+        <w:t>；</w:t>
+      </w:r>
+      <w:hyperlink r:id="rId21">
+        <w:r>
+          <w:rPr>
+            <w:lang w:val="zh_TW" w:bidi="zh_TW"/>
+          </w:rPr>
+          <w:rPr>
+            <w:color w:val="0000EE"/>
+            <w:u w:val="single"/>
+          </w:rPr>
+          <w:t>啟2:4–5</w:t>
+        </w:r>
+      </w:hyperlink>
+      <w:r>
+        <w:rPr>
+          <w:lang w:val="zh_TW" w:bidi="zh_TW"/>
+        </w:rPr>
+        <w:t>，</w:t>
+      </w:r>
+      <w:hyperlink r:id="rId22">
+        <w:r>
+          <w:rPr>
+            <w:lang w:val="zh_TW" w:bidi="zh_TW"/>
+          </w:rPr>
+          <w:rPr>
+            <w:color w:val="0000EE"/>
+            <w:u w:val="single"/>
+          </w:rPr>
+          <w:t>3:11</w:t>
+        </w:r>
+      </w:hyperlink>
+      <w:r>
+        <w:rPr>
+          <w:lang w:val="zh_TW" w:bidi="zh_TW"/>
+        </w:rPr>
+        <w:t>）。我們常因這些警告帶來不安而迴避它們；然而，新約作者之所以發出這些警告，正是要回應信徒對救恩確據的渴望。新約作者更加強調順服、信實和忍耐的重要性。</w:t>
       </w:r>
     </w:p>
     <w:p>
@@ -397,48 +439,247 @@
         <w:rPr>
           <w:lang w:val="zh_TW" w:bidi="zh_TW"/>
         </w:rPr>
-        <w:t>在第二次運送約櫃的行列中，有三個希伯來詞語描述「跳舞」（另見</w:t>
-      </w:r>
-      <w:hyperlink r:id="rId21">
-        <w:r>
-          <w:rPr>
-            <w:lang w:val="zh_TW" w:bidi="zh_TW"/>
-          </w:rPr>
-          <w:rPr>
-            <w:color w:val="0000EE"/>
-            <w:u w:val="single"/>
-          </w:rPr>
-          <w:t>代上15:25–29</w:t>
-        </w:r>
-      </w:hyperlink>
-      <w:r>
-        <w:rPr>
-          <w:lang w:val="zh_TW" w:bidi="zh_TW"/>
-        </w:rPr>
-        <w:t>）：</w:t>
-      </w:r>
-    </w:p>
-    <w:p>
-      <w:pPr>
-        <w:pStyle w:val="ListNumber"/>
-        <w:numPr>
-          <w:ilvl w:val="0"/>
-          <w:numId w:val="14"/>
-        </w:numPr>
-        <w:spacing w:line="240" w:lineRule="auto"/>
-        <w:ind w:left="720"/>
-      </w:pPr>
-      <w:r>
-        <w:rPr>
-          <w:lang w:val="zh_TW" w:bidi="zh_TW"/>
-        </w:rPr>
-      </w:r>
-      <w:r>
-        <w:rPr>
-          <w:i/>
-          <w:lang w:val="zh_TW" w:bidi="zh_TW"/>
-        </w:rPr>
-        <w:t>karar</w:t>
+        <w:t>其實，</w:t>
+      </w:r>
+      <w:r>
+        <w:rPr>
+          <w:lang w:val="zh_TW" w:bidi="zh_TW"/>
+        </w:rPr>
+        <w:t>這種對順服的呼召並非新約獨有</w:t>
+      </w:r>
+      <w:r>
+        <w:rPr>
+          <w:lang w:val="zh_TW" w:bidi="zh_TW"/>
+        </w:rPr>
+        <w:t>。神一再吩咐以色列人要忠心（例如，</w:t>
+      </w:r>
+      <w:hyperlink r:id="rId23">
+        <w:r>
+          <w:rPr>
+            <w:lang w:val="zh_TW" w:bidi="zh_TW"/>
+          </w:rPr>
+          <w:rPr>
+            <w:color w:val="0000EE"/>
+            <w:u w:val="single"/>
+          </w:rPr>
+          <w:t>創12:1–2</w:t>
+        </w:r>
+      </w:hyperlink>
+      <w:r>
+        <w:rPr>
+          <w:lang w:val="zh_TW" w:bidi="zh_TW"/>
+        </w:rPr>
+        <w:t>，</w:t>
+      </w:r>
+      <w:hyperlink r:id="rId24">
+        <w:r>
+          <w:rPr>
+            <w:lang w:val="zh_TW" w:bidi="zh_TW"/>
+          </w:rPr>
+          <w:rPr>
+            <w:color w:val="0000EE"/>
+            <w:u w:val="single"/>
+          </w:rPr>
+          <w:t>15:1–18</w:t>
+        </w:r>
+      </w:hyperlink>
+      <w:r>
+        <w:rPr>
+          <w:lang w:val="zh_TW" w:bidi="zh_TW"/>
+        </w:rPr>
+        <w:t>，</w:t>
+      </w:r>
+      <w:hyperlink r:id="rId25">
+        <w:r>
+          <w:rPr>
+            <w:lang w:val="zh_TW" w:bidi="zh_TW"/>
+          </w:rPr>
+          <w:rPr>
+            <w:color w:val="0000EE"/>
+            <w:u w:val="single"/>
+          </w:rPr>
+          <w:t>22:16–18</w:t>
+        </w:r>
+      </w:hyperlink>
+      <w:r>
+        <w:rPr>
+          <w:lang w:val="zh_TW" w:bidi="zh_TW"/>
+        </w:rPr>
+        <w:t>，</w:t>
+      </w:r>
+      <w:hyperlink r:id="rId26">
+        <w:r>
+          <w:rPr>
+            <w:lang w:val="zh_TW" w:bidi="zh_TW"/>
+          </w:rPr>
+          <w:rPr>
+            <w:color w:val="0000EE"/>
+            <w:u w:val="single"/>
+          </w:rPr>
+          <w:t>28:13–14</w:t>
+        </w:r>
+      </w:hyperlink>
+      <w:r>
+        <w:rPr>
+          <w:lang w:val="zh_TW" w:bidi="zh_TW"/>
+        </w:rPr>
+        <w:t>；</w:t>
+      </w:r>
+      <w:hyperlink r:id="rId27">
+        <w:r>
+          <w:rPr>
+            <w:lang w:val="zh_TW" w:bidi="zh_TW"/>
+          </w:rPr>
+          <w:rPr>
+            <w:color w:val="0000EE"/>
+            <w:u w:val="single"/>
+          </w:rPr>
+          <w:t>撒上12:19–25</w:t>
+        </w:r>
+      </w:hyperlink>
+      <w:r>
+        <w:rPr>
+          <w:lang w:val="zh_TW" w:bidi="zh_TW"/>
+        </w:rPr>
+        <w:t>，</w:t>
+      </w:r>
+      <w:hyperlink r:id="rId28">
+        <w:r>
+          <w:rPr>
+            <w:lang w:val="zh_TW" w:bidi="zh_TW"/>
+          </w:rPr>
+          <w:rPr>
+            <w:color w:val="0000EE"/>
+            <w:u w:val="single"/>
+          </w:rPr>
+          <w:t>15:10–11</w:t>
+        </w:r>
+      </w:hyperlink>
+      <w:r>
+        <w:rPr>
+          <w:lang w:val="zh_TW" w:bidi="zh_TW"/>
+        </w:rPr>
+        <w:t>，</w:t>
+      </w:r>
+      <w:hyperlink r:id="rId29">
+        <w:r>
+          <w:rPr>
+            <w:lang w:val="zh_TW" w:bidi="zh_TW"/>
+          </w:rPr>
+          <w:rPr>
+            <w:color w:val="0000EE"/>
+            <w:u w:val="single"/>
+          </w:rPr>
+          <w:t>28:16–19</w:t>
+        </w:r>
+      </w:hyperlink>
+      <w:r>
+        <w:rPr>
+          <w:lang w:val="zh_TW" w:bidi="zh_TW"/>
+        </w:rPr>
+        <w:t>；</w:t>
+      </w:r>
+      <w:hyperlink r:id="rId30">
+        <w:r>
+          <w:rPr>
+            <w:lang w:val="zh_TW" w:bidi="zh_TW"/>
+          </w:rPr>
+          <w:rPr>
+            <w:color w:val="0000EE"/>
+            <w:u w:val="single"/>
+          </w:rPr>
+          <w:t>撒下7:11–16</w:t>
+        </w:r>
+      </w:hyperlink>
+      <w:r>
+        <w:rPr>
+          <w:lang w:val="zh_TW" w:bidi="zh_TW"/>
+        </w:rPr>
+        <w:t>；</w:t>
+      </w:r>
+      <w:hyperlink r:id="rId31">
+        <w:r>
+          <w:rPr>
+            <w:lang w:val="zh_TW" w:bidi="zh_TW"/>
+          </w:rPr>
+          <w:rPr>
+            <w:color w:val="0000EE"/>
+            <w:u w:val="single"/>
+          </w:rPr>
+          <w:t>王上9:4–9</w:t>
+        </w:r>
+      </w:hyperlink>
+      <w:r>
+        <w:rPr>
+          <w:lang w:val="zh_TW" w:bidi="zh_TW"/>
+        </w:rPr>
+        <w:t>）。</w:t>
+      </w:r>
+      <w:r>
+        <w:rPr>
+          <w:lang w:val="zh_TW" w:bidi="zh_TW"/>
+        </w:rPr>
+        <w:t>所有神的應許和預言，都以忠心和順服為前提</w:t>
+      </w:r>
+      <w:r>
+        <w:rPr>
+          <w:lang w:val="zh_TW" w:bidi="zh_TW"/>
+        </w:rPr>
+        <w:t>（特別見</w:t>
+      </w:r>
+      <w:hyperlink r:id="rId32">
+        <w:r>
+          <w:rPr>
+            <w:lang w:val="zh_TW" w:bidi="zh_TW"/>
+          </w:rPr>
+          <w:rPr>
+            <w:color w:val="0000EE"/>
+            <w:u w:val="single"/>
+          </w:rPr>
+          <w:t>耶18:7–10</w:t>
+        </w:r>
+      </w:hyperlink>
+      <w:r>
+        <w:rPr>
+          <w:lang w:val="zh_TW" w:bidi="zh_TW"/>
+        </w:rPr>
+        <w:t>）。使徒保羅認為以色列的不順服，導致一些人從神的子民中被「折斷」（</w:t>
+      </w:r>
+      <w:hyperlink r:id="rId33">
+        <w:r>
+          <w:rPr>
+            <w:lang w:val="zh_TW" w:bidi="zh_TW"/>
+          </w:rPr>
+          <w:rPr>
+            <w:color w:val="0000EE"/>
+            <w:u w:val="single"/>
+          </w:rPr>
+          <w:t>羅11:17</w:t>
+        </w:r>
+      </w:hyperlink>
+      <w:r>
+        <w:rPr>
+          <w:lang w:val="zh_TW" w:bidi="zh_TW"/>
+        </w:rPr>
+        <w:t>）</w:t>
+      </w:r>
+      <w:r>
+        <w:rPr>
+          <w:lang w:val="zh_TW" w:bidi="zh_TW"/>
+        </w:rPr>
+        <w:t>，並警告</w:t>
+      </w:r>
+      <w:r>
+        <w:rPr>
+          <w:lang w:val="zh_TW" w:bidi="zh_TW"/>
+        </w:rPr>
+        <w:t>非猶太（外邦人）的信徒不</w:t>
+      </w:r>
+      <w:r>
+        <w:rPr>
+          <w:lang w:val="zh_TW" w:bidi="zh_TW"/>
+        </w:rPr>
+        <w:t>可自高</w:t>
       </w:r>
       <w:r>
         <w:rPr>
@@ -446,127 +687,35 @@
         </w:rPr>
         <w:t>（</w:t>
       </w:r>
-      <w:hyperlink r:id="rId22">
-        <w:r>
-          <w:rPr>
-            <w:lang w:val="zh_TW" w:bidi="zh_TW"/>
-          </w:rPr>
-          <w:rPr>
-            <w:color w:val="0000EE"/>
-            <w:u w:val="single"/>
-          </w:rPr>
-          <w:t>撒下6:14</w:t>
-        </w:r>
-      </w:hyperlink>
-      <w:r>
-        <w:rPr>
-          <w:lang w:val="zh_TW" w:bidi="zh_TW"/>
-        </w:rPr>
-        <w:t>、</w:t>
-      </w:r>
-      <w:hyperlink r:id="rId23">
-        <w:r>
-          <w:rPr>
-            <w:lang w:val="zh_TW" w:bidi="zh_TW"/>
-          </w:rPr>
-          <w:rPr>
-            <w:color w:val="0000EE"/>
-            <w:u w:val="single"/>
-          </w:rPr>
-          <w:t>16</w:t>
-        </w:r>
-      </w:hyperlink>
-      <w:r>
-        <w:rPr>
-          <w:lang w:val="zh_TW" w:bidi="zh_TW"/>
-        </w:rPr>
-        <w:t>作「跳舞」）</w:t>
-      </w:r>
-    </w:p>
-    <w:p>
-      <w:pPr>
-        <w:pStyle w:val="ListNumber"/>
-        <w:spacing w:line="240" w:lineRule="auto"/>
-        <w:ind w:left="720"/>
-      </w:pPr>
-      <w:r>
-        <w:rPr>
-          <w:lang w:val="zh_TW" w:bidi="zh_TW"/>
-        </w:rPr>
-      </w:r>
-      <w:r>
-        <w:rPr>
-          <w:i/>
-          <w:lang w:val="zh_TW" w:bidi="zh_TW"/>
-        </w:rPr>
-        <w:t>pazaz</w:t>
-      </w:r>
-      <w:r>
-        <w:rPr>
-          <w:lang w:val="zh_TW" w:bidi="zh_TW"/>
-        </w:rPr>
-        <w:t>（</w:t>
-      </w:r>
-      <w:hyperlink r:id="rId23">
-        <w:r>
-          <w:rPr>
-            <w:lang w:val="zh_TW" w:bidi="zh_TW"/>
-          </w:rPr>
-          <w:rPr>
-            <w:color w:val="0000EE"/>
-            <w:u w:val="single"/>
-          </w:rPr>
-          <w:t>撒下6:16</w:t>
-        </w:r>
-      </w:hyperlink>
-      <w:r>
-        <w:rPr>
-          <w:lang w:val="zh_TW" w:bidi="zh_TW"/>
-        </w:rPr>
-        <w:t>作「踴躍跳舞」）</w:t>
-      </w:r>
-    </w:p>
-    <w:p>
-      <w:pPr>
-        <w:pStyle w:val="ListNumber"/>
-        <w:spacing w:line="240" w:lineRule="auto"/>
-        <w:ind w:left="720"/>
-      </w:pPr>
-      <w:r>
-        <w:rPr>
-          <w:lang w:val="zh_TW" w:bidi="zh_TW"/>
-        </w:rPr>
-      </w:r>
-      <w:r>
-        <w:rPr>
-          <w:i/>
-          <w:lang w:val="zh_TW" w:bidi="zh_TW"/>
-        </w:rPr>
-        <w:t>raqad</w:t>
-      </w:r>
-      <w:r>
-        <w:rPr>
-          <w:lang w:val="zh_TW" w:bidi="zh_TW"/>
-        </w:rPr>
-        <w:t>（</w:t>
-      </w:r>
-      <w:hyperlink r:id="rId24">
-        <w:r>
-          <w:rPr>
-            <w:lang w:val="zh_TW" w:bidi="zh_TW"/>
-          </w:rPr>
-          <w:rPr>
-            <w:color w:val="0000EE"/>
-            <w:u w:val="single"/>
-          </w:rPr>
-          <w:t>代上15:29</w:t>
-        </w:r>
-      </w:hyperlink>
-      <w:r>
-        <w:rPr>
-          <w:lang w:val="zh_TW" w:bidi="zh_TW"/>
-        </w:rPr>
-        <w:t>作「踴躍跳舞」）</w:t>
+      <w:hyperlink r:id="rId34">
+        <w:r>
+          <w:rPr>
+            <w:lang w:val="zh_TW" w:bidi="zh_TW"/>
+          </w:rPr>
+          <w:rPr>
+            <w:color w:val="0000EE"/>
+            <w:u w:val="single"/>
+          </w:rPr>
+          <w:t>羅11:13–32</w:t>
+        </w:r>
+      </w:hyperlink>
+      <w:r>
+        <w:rPr>
+          <w:lang w:val="zh_TW" w:bidi="zh_TW"/>
+        </w:rPr>
+        <w:t>）。</w:t>
+      </w:r>
+      <w:r>
+        <w:rPr>
+          <w:lang w:val="zh_TW" w:bidi="zh_TW"/>
+        </w:rPr>
+        <w:t>神的應許永不改變，但人的悖逆必招致審判。</w:t>
+      </w:r>
+      <w:r>
+        <w:rPr>
+          <w:lang w:val="zh_TW" w:bidi="zh_TW"/>
+        </w:rPr>
+        <w:t>真正的確據是建立在謙卑順服與倚靠神之上。</w:t>
       </w:r>
     </w:p>
     <w:p>
@@ -580,25 +729,439 @@
         <w:rPr>
           <w:lang w:val="zh_TW" w:bidi="zh_TW"/>
         </w:rPr>
-        <w:t>這些詞語表達了強烈的身體動作，與大衛第一次運約櫃時所用的「慶賀（celebrate，譯註：和合本譯為作樂跳舞）」一詞（</w:t>
-      </w:r>
-      <w:hyperlink r:id="rId25">
-        <w:r>
-          <w:rPr>
-            <w:lang w:val="zh_TW" w:bidi="zh_TW"/>
-          </w:rPr>
-          <w:rPr>
-            <w:color w:val="0000EE"/>
-            <w:u w:val="single"/>
-          </w:rPr>
-          <w:t>撒下6:5</w:t>
-        </w:r>
-      </w:hyperlink>
-      <w:r>
-        <w:rPr>
-          <w:lang w:val="zh_TW" w:bidi="zh_TW"/>
-        </w:rPr>
-        <w:t>）不同。在第一次運送中，大衛慶賀；但第二次，他則是滿懷喜樂地跳舞，並以音樂、歡呼與吹角來歡慶。</w:t>
+        <w:t>在新約時代，成為基督徒是極具挑戰且充滿危險的事。啟示錄為信徒帶來盼望，甚至是面臨死亡威脅的信徒，這份盼望也伴隨著審判的警告（</w:t>
+      </w:r>
+      <w:hyperlink r:id="rId35">
+        <w:r>
+          <w:rPr>
+            <w:lang w:val="zh_TW" w:bidi="zh_TW"/>
+          </w:rPr>
+          <w:rPr>
+            <w:color w:val="0000EE"/>
+            <w:u w:val="single"/>
+          </w:rPr>
+          <w:t>啟21:8</w:t>
+        </w:r>
+      </w:hyperlink>
+      <w:r>
+        <w:rPr>
+          <w:lang w:val="zh_TW" w:bidi="zh_TW"/>
+        </w:rPr>
+        <w:t>、</w:t>
+      </w:r>
+      <w:hyperlink r:id="rId36">
+        <w:r>
+          <w:rPr>
+            <w:lang w:val="zh_TW" w:bidi="zh_TW"/>
+          </w:rPr>
+          <w:rPr>
+            <w:color w:val="0000EE"/>
+            <w:u w:val="single"/>
+          </w:rPr>
+          <w:t>27</w:t>
+        </w:r>
+      </w:hyperlink>
+      <w:r>
+        <w:rPr>
+          <w:lang w:val="zh_TW" w:bidi="zh_TW"/>
+        </w:rPr>
+        <w:t>；</w:t>
+      </w:r>
+      <w:hyperlink r:id="rId37">
+        <w:r>
+          <w:rPr>
+            <w:lang w:val="zh_TW" w:bidi="zh_TW"/>
+          </w:rPr>
+          <w:rPr>
+            <w:color w:val="0000EE"/>
+            <w:u w:val="single"/>
+          </w:rPr>
+          <w:t>22:15</w:t>
+        </w:r>
+      </w:hyperlink>
+      <w:r>
+        <w:rPr>
+          <w:lang w:val="zh_TW" w:bidi="zh_TW"/>
+        </w:rPr>
+        <w:t>）。忠心與順服的呼召，是啟示錄的核心主題（見</w:t>
+      </w:r>
+      <w:hyperlink r:id="rId38">
+        <w:r>
+          <w:rPr>
+            <w:lang w:val="zh_TW" w:bidi="zh_TW"/>
+          </w:rPr>
+          <w:rPr>
+            <w:color w:val="0000EE"/>
+            <w:u w:val="single"/>
+          </w:rPr>
+          <w:t>2:5</w:t>
+        </w:r>
+      </w:hyperlink>
+      <w:r>
+        <w:rPr>
+          <w:lang w:val="zh_TW" w:bidi="zh_TW"/>
+        </w:rPr>
+        <w:t>、</w:t>
+      </w:r>
+      <w:hyperlink r:id="rId39">
+        <w:r>
+          <w:rPr>
+            <w:lang w:val="zh_TW" w:bidi="zh_TW"/>
+          </w:rPr>
+          <w:rPr>
+            <w:color w:val="0000EE"/>
+            <w:u w:val="single"/>
+          </w:rPr>
+          <w:t>10–11</w:t>
+        </w:r>
+      </w:hyperlink>
+      <w:r>
+        <w:rPr>
+          <w:lang w:val="zh_TW" w:bidi="zh_TW"/>
+        </w:rPr>
+        <w:t>、</w:t>
+      </w:r>
+      <w:hyperlink r:id="rId40">
+        <w:r>
+          <w:rPr>
+            <w:lang w:val="zh_TW" w:bidi="zh_TW"/>
+          </w:rPr>
+          <w:rPr>
+            <w:color w:val="0000EE"/>
+            <w:u w:val="single"/>
+          </w:rPr>
+          <w:t>16–17</w:t>
+        </w:r>
+      </w:hyperlink>
+      <w:r>
+        <w:rPr>
+          <w:lang w:val="zh_TW" w:bidi="zh_TW"/>
+        </w:rPr>
+        <w:t>、</w:t>
+      </w:r>
+      <w:hyperlink r:id="rId41">
+        <w:r>
+          <w:rPr>
+            <w:lang w:val="zh_TW" w:bidi="zh_TW"/>
+          </w:rPr>
+          <w:rPr>
+            <w:color w:val="0000EE"/>
+            <w:u w:val="single"/>
+          </w:rPr>
+          <w:t>26–29</w:t>
+        </w:r>
+      </w:hyperlink>
+      <w:r>
+        <w:rPr>
+          <w:lang w:val="zh_TW" w:bidi="zh_TW"/>
+        </w:rPr>
+        <w:t>，</w:t>
+      </w:r>
+      <w:hyperlink r:id="rId42">
+        <w:r>
+          <w:rPr>
+            <w:lang w:val="zh_TW" w:bidi="zh_TW"/>
+          </w:rPr>
+          <w:rPr>
+            <w:color w:val="0000EE"/>
+            <w:u w:val="single"/>
+          </w:rPr>
+          <w:t>3:2</w:t>
+        </w:r>
+      </w:hyperlink>
+      <w:r>
+        <w:rPr>
+          <w:lang w:val="zh_TW" w:bidi="zh_TW"/>
+        </w:rPr>
+        <w:t>、</w:t>
+      </w:r>
+      <w:hyperlink r:id="rId43">
+        <w:r>
+          <w:rPr>
+            <w:lang w:val="zh_TW" w:bidi="zh_TW"/>
+          </w:rPr>
+          <w:rPr>
+            <w:color w:val="0000EE"/>
+            <w:u w:val="single"/>
+          </w:rPr>
+          <w:t>12</w:t>
+        </w:r>
+      </w:hyperlink>
+      <w:r>
+        <w:rPr>
+          <w:lang w:val="zh_TW" w:bidi="zh_TW"/>
+        </w:rPr>
+        <w:t>、</w:t>
+      </w:r>
+      <w:hyperlink r:id="rId44">
+        <w:r>
+          <w:rPr>
+            <w:lang w:val="zh_TW" w:bidi="zh_TW"/>
+          </w:rPr>
+          <w:rPr>
+            <w:color w:val="0000EE"/>
+            <w:u w:val="single"/>
+          </w:rPr>
+          <w:t>17–19</w:t>
+        </w:r>
+      </w:hyperlink>
+      <w:r>
+        <w:rPr>
+          <w:lang w:val="zh_TW" w:bidi="zh_TW"/>
+        </w:rPr>
+        <w:t>、</w:t>
+      </w:r>
+      <w:hyperlink r:id="rId45">
+        <w:r>
+          <w:rPr>
+            <w:lang w:val="zh_TW" w:bidi="zh_TW"/>
+          </w:rPr>
+          <w:rPr>
+            <w:color w:val="0000EE"/>
+            <w:u w:val="single"/>
+          </w:rPr>
+          <w:t>21–22</w:t>
+        </w:r>
+      </w:hyperlink>
+      <w:r>
+        <w:rPr>
+          <w:lang w:val="zh_TW" w:bidi="zh_TW"/>
+        </w:rPr>
+        <w:t>，</w:t>
+      </w:r>
+      <w:hyperlink r:id="rId46">
+        <w:r>
+          <w:rPr>
+            <w:lang w:val="zh_TW" w:bidi="zh_TW"/>
+          </w:rPr>
+          <w:rPr>
+            <w:color w:val="0000EE"/>
+            <w:u w:val="single"/>
+          </w:rPr>
+          <w:t>7:14</w:t>
+        </w:r>
+      </w:hyperlink>
+      <w:r>
+        <w:rPr>
+          <w:lang w:val="zh_TW" w:bidi="zh_TW"/>
+        </w:rPr>
+        <w:t>，</w:t>
+      </w:r>
+      <w:hyperlink r:id="rId47">
+        <w:r>
+          <w:rPr>
+            <w:lang w:val="zh_TW" w:bidi="zh_TW"/>
+          </w:rPr>
+          <w:rPr>
+            <w:color w:val="0000EE"/>
+            <w:u w:val="single"/>
+          </w:rPr>
+          <w:t>13:9–10</w:t>
+        </w:r>
+      </w:hyperlink>
+      <w:r>
+        <w:rPr>
+          <w:lang w:val="zh_TW" w:bidi="zh_TW"/>
+        </w:rPr>
+        <w:t>、</w:t>
+      </w:r>
+      <w:hyperlink r:id="rId48">
+        <w:r>
+          <w:rPr>
+            <w:lang w:val="zh_TW" w:bidi="zh_TW"/>
+          </w:rPr>
+          <w:rPr>
+            <w:color w:val="0000EE"/>
+            <w:u w:val="single"/>
+          </w:rPr>
+          <w:t>12</w:t>
+        </w:r>
+      </w:hyperlink>
+      <w:r>
+        <w:rPr>
+          <w:lang w:val="zh_TW" w:bidi="zh_TW"/>
+        </w:rPr>
+        <w:t>，</w:t>
+      </w:r>
+      <w:hyperlink r:id="rId49">
+        <w:r>
+          <w:rPr>
+            <w:lang w:val="zh_TW" w:bidi="zh_TW"/>
+          </w:rPr>
+          <w:rPr>
+            <w:color w:val="0000EE"/>
+            <w:u w:val="single"/>
+          </w:rPr>
+          <w:t>16:15</w:t>
+        </w:r>
+      </w:hyperlink>
+      <w:r>
+        <w:rPr>
+          <w:lang w:val="zh_TW" w:bidi="zh_TW"/>
+        </w:rPr>
+        <w:t>，</w:t>
+      </w:r>
+      <w:hyperlink r:id="rId50">
+        <w:r>
+          <w:rPr>
+            <w:lang w:val="zh_TW" w:bidi="zh_TW"/>
+          </w:rPr>
+          <w:rPr>
+            <w:color w:val="0000EE"/>
+            <w:u w:val="single"/>
+          </w:rPr>
+          <w:t>18:4</w:t>
+        </w:r>
+      </w:hyperlink>
+      <w:r>
+        <w:rPr>
+          <w:lang w:val="zh_TW" w:bidi="zh_TW"/>
+        </w:rPr>
+        <w:t>，</w:t>
+      </w:r>
+      <w:hyperlink r:id="rId13">
+        <w:r>
+          <w:rPr>
+            <w:lang w:val="zh_TW" w:bidi="zh_TW"/>
+          </w:rPr>
+          <w:rPr>
+            <w:color w:val="0000EE"/>
+            <w:u w:val="single"/>
+          </w:rPr>
+          <w:t>20:12</w:t>
+        </w:r>
+      </w:hyperlink>
+      <w:r>
+        <w:rPr>
+          <w:lang w:val="zh_TW" w:bidi="zh_TW"/>
+        </w:rPr>
+        <w:t>，</w:t>
+      </w:r>
+      <w:hyperlink r:id="rId51">
+        <w:r>
+          <w:rPr>
+            <w:lang w:val="zh_TW" w:bidi="zh_TW"/>
+          </w:rPr>
+          <w:rPr>
+            <w:color w:val="0000EE"/>
+            <w:u w:val="single"/>
+          </w:rPr>
+          <w:t>21:7</w:t>
+        </w:r>
+      </w:hyperlink>
+      <w:r>
+        <w:rPr>
+          <w:lang w:val="zh_TW" w:bidi="zh_TW"/>
+        </w:rPr>
+        <w:t>，</w:t>
+      </w:r>
+      <w:hyperlink r:id="rId52">
+        <w:r>
+          <w:rPr>
+            <w:lang w:val="zh_TW" w:bidi="zh_TW"/>
+          </w:rPr>
+          <w:rPr>
+            <w:color w:val="0000EE"/>
+            <w:u w:val="single"/>
+          </w:rPr>
+          <w:t>22:3</w:t>
+        </w:r>
+      </w:hyperlink>
+      <w:r>
+        <w:rPr>
+          <w:lang w:val="zh_TW" w:bidi="zh_TW"/>
+        </w:rPr>
+        <w:t>、</w:t>
+      </w:r>
+      <w:hyperlink r:id="rId53">
+        <w:r>
+          <w:rPr>
+            <w:lang w:val="zh_TW" w:bidi="zh_TW"/>
+          </w:rPr>
+          <w:rPr>
+            <w:color w:val="0000EE"/>
+            <w:u w:val="single"/>
+          </w:rPr>
+          <w:t>7</w:t>
+        </w:r>
+      </w:hyperlink>
+      <w:r>
+        <w:rPr>
+          <w:lang w:val="zh_TW" w:bidi="zh_TW"/>
+        </w:rPr>
+        <w:t>、</w:t>
+      </w:r>
+      <w:hyperlink r:id="rId54">
+        <w:r>
+          <w:rPr>
+            <w:lang w:val="zh_TW" w:bidi="zh_TW"/>
+          </w:rPr>
+          <w:rPr>
+            <w:color w:val="0000EE"/>
+            <w:u w:val="single"/>
+          </w:rPr>
+          <w:t>11–12</w:t>
+        </w:r>
+      </w:hyperlink>
+      <w:r>
+        <w:rPr>
+          <w:lang w:val="zh_TW" w:bidi="zh_TW"/>
+        </w:rPr>
+        <w:t>）。新約強調，只要靠著神的恩典，忠心的信徒必能堅持到底（見</w:t>
+      </w:r>
+      <w:hyperlink r:id="rId55">
+        <w:r>
+          <w:rPr>
+            <w:lang w:val="zh_TW" w:bidi="zh_TW"/>
+          </w:rPr>
+          <w:rPr>
+            <w:color w:val="0000EE"/>
+            <w:u w:val="single"/>
+          </w:rPr>
+          <w:t>來13:6</w:t>
+        </w:r>
+      </w:hyperlink>
+      <w:r>
+        <w:rPr>
+          <w:lang w:val="zh_TW" w:bidi="zh_TW"/>
+        </w:rPr>
+        <w:t>；</w:t>
+      </w:r>
+      <w:hyperlink r:id="rId56">
+        <w:r>
+          <w:rPr>
+            <w:lang w:val="zh_TW" w:bidi="zh_TW"/>
+          </w:rPr>
+          <w:rPr>
+            <w:color w:val="0000EE"/>
+            <w:u w:val="single"/>
+          </w:rPr>
+          <w:t>雅1:25</w:t>
+        </w:r>
+      </w:hyperlink>
+      <w:r>
+        <w:rPr>
+          <w:lang w:val="zh_TW" w:bidi="zh_TW"/>
+        </w:rPr>
+        <w:t>；</w:t>
+      </w:r>
+      <w:hyperlink r:id="rId57">
+        <w:r>
+          <w:rPr>
+            <w:lang w:val="zh_TW" w:bidi="zh_TW"/>
+          </w:rPr>
+          <w:rPr>
+            <w:color w:val="0000EE"/>
+            <w:u w:val="single"/>
+          </w:rPr>
+          <w:t>啟3:10</w:t>
+        </w:r>
+      </w:hyperlink>
+      <w:r>
+        <w:rPr>
+          <w:lang w:val="zh_TW" w:bidi="zh_TW"/>
+        </w:rPr>
+        <w:t>）。</w:t>
       </w:r>
     </w:p>
     <w:p>
@@ -610,147 +1173,10 @@
       </w:r>
       <w:r>
         <w:rPr>
-          <w:lang w:val="zh_TW" w:bidi="zh_TW"/>
-        </w:rPr>
-        <w:t>樂器在聖殿敬拜中扮演了重要角色。在</w:t>
-      </w:r>
-      <w:hyperlink r:id="rId26">
-        <w:r>
-          <w:rPr>
-            <w:lang w:val="zh_TW" w:bidi="zh_TW"/>
-          </w:rPr>
-          <w:rPr>
-            <w:color w:val="0000EE"/>
-            <w:u w:val="single"/>
-          </w:rPr>
-          <w:t>歷代志上二十五章1至31節</w:t>
-        </w:r>
-      </w:hyperlink>
-      <w:r>
-        <w:rPr>
-          <w:lang w:val="zh_TW" w:bidi="zh_TW"/>
-        </w:rPr>
-        <w:t>中，大衛分派人員專責音樂事工。許多詩篇提到用樂器來讚美與敬拜神（見</w:t>
-      </w:r>
-      <w:hyperlink r:id="rId27">
-        <w:r>
-          <w:rPr>
-            <w:lang w:val="zh_TW" w:bidi="zh_TW"/>
-          </w:rPr>
-          <w:rPr>
-            <w:color w:val="0000EE"/>
-            <w:u w:val="single"/>
-          </w:rPr>
-          <w:t>詩33:2–3，</w:t>
-        </w:r>
-      </w:hyperlink>
-      <w:hyperlink r:id="rId28">
-        <w:r>
-          <w:rPr>
-            <w:lang w:val="zh_TW" w:bidi="zh_TW"/>
-          </w:rPr>
-          <w:rPr>
-            <w:color w:val="0000EE"/>
-            <w:u w:val="single"/>
-          </w:rPr>
-          <w:t>57:8，</w:t>
-        </w:r>
-      </w:hyperlink>
-      <w:hyperlink r:id="rId29">
-        <w:r>
-          <w:rPr>
-            <w:lang w:val="zh_TW" w:bidi="zh_TW"/>
-          </w:rPr>
-          <w:rPr>
-            <w:color w:val="0000EE"/>
-            <w:u w:val="single"/>
-          </w:rPr>
-          <w:t>81:2，</w:t>
-        </w:r>
-      </w:hyperlink>
-      <w:hyperlink r:id="rId30">
-        <w:r>
-          <w:rPr>
-            <w:lang w:val="zh_TW" w:bidi="zh_TW"/>
-          </w:rPr>
-          <w:rPr>
-            <w:color w:val="0000EE"/>
-            <w:u w:val="single"/>
-          </w:rPr>
-          <w:t>92:1–3，</w:t>
-        </w:r>
-      </w:hyperlink>
-      <w:hyperlink r:id="rId31">
-        <w:r>
-          <w:rPr>
-            <w:lang w:val="zh_TW" w:bidi="zh_TW"/>
-          </w:rPr>
-          <w:rPr>
-            <w:color w:val="0000EE"/>
-            <w:u w:val="single"/>
-          </w:rPr>
-          <w:t>98:4–6</w:t>
-        </w:r>
-      </w:hyperlink>
-      <w:r>
-        <w:rPr>
-          <w:lang w:val="zh_TW" w:bidi="zh_TW"/>
-        </w:rPr>
-        <w:t>）。在</w:t>
-      </w:r>
-      <w:hyperlink r:id="rId32">
-        <w:r>
-          <w:rPr>
-            <w:lang w:val="zh_TW" w:bidi="zh_TW"/>
-          </w:rPr>
-          <w:rPr>
-            <w:color w:val="0000EE"/>
-            <w:u w:val="single"/>
-          </w:rPr>
-          <w:t>詩篇一四九篇</w:t>
-        </w:r>
-      </w:hyperlink>
-      <w:r>
-        <w:rPr>
-          <w:lang w:val="zh_TW" w:bidi="zh_TW"/>
-        </w:rPr>
-        <w:t>和</w:t>
-      </w:r>
-      <w:hyperlink r:id="rId33">
-        <w:r>
-          <w:rPr>
-            <w:lang w:val="zh_TW" w:bidi="zh_TW"/>
-          </w:rPr>
-          <w:rPr>
-            <w:color w:val="0000EE"/>
-            <w:u w:val="single"/>
-          </w:rPr>
-          <w:t>一五〇篇</w:t>
-        </w:r>
-      </w:hyperlink>
-      <w:r>
-        <w:rPr>
-          <w:lang w:val="zh_TW" w:bidi="zh_TW"/>
-        </w:rPr>
-        <w:t>中，更將跳舞與音樂結合為一種讚美的獻祭。同樣地，在浪子比喻中，當小兒子回到父親家中時，也作樂跳舞（</w:t>
-      </w:r>
-      <w:hyperlink r:id="rId34">
-        <w:r>
-          <w:rPr>
-            <w:lang w:val="zh_TW" w:bidi="zh_TW"/>
-          </w:rPr>
-          <w:rPr>
-            <w:color w:val="0000EE"/>
-            <w:u w:val="single"/>
-          </w:rPr>
-          <w:t>路15:25</w:t>
-        </w:r>
-      </w:hyperlink>
-      <w:r>
-        <w:rPr>
-          <w:lang w:val="zh_TW" w:bidi="zh_TW"/>
-        </w:rPr>
-        <w:t>），因為兒子的歸來是一件充滿喜樂的事。</w:t>
+          <w:u w:val="single"/>
+          <w:lang w:val="zh_TW" w:bidi="zh_TW"/>
+        </w:rPr>
+        <w:t>進深研究的經文段落</w:t>
       </w:r>
     </w:p>
     <w:p>
@@ -760,53 +1186,239 @@
           <w:lang w:val="zh_TW" w:bidi="zh_TW"/>
         </w:rPr>
       </w:r>
-      <w:r>
-        <w:rPr>
-          <w:lang w:val="zh_TW" w:bidi="zh_TW"/>
-        </w:rPr>
-        <w:t>啟示錄描繪忠心的人將在神面前享有永恆的歡慶。這場慶典是對神的敬拜（</w:t>
-      </w:r>
-      <w:hyperlink r:id="rId35">
-        <w:r>
-          <w:rPr>
-            <w:lang w:val="zh_TW" w:bidi="zh_TW"/>
-          </w:rPr>
-          <w:rPr>
-            <w:color w:val="0000EE"/>
-            <w:u w:val="single"/>
-          </w:rPr>
-          <w:t>啟4:1–11，</w:t>
-        </w:r>
-      </w:hyperlink>
-      <w:hyperlink r:id="rId36">
-        <w:r>
-          <w:rPr>
-            <w:lang w:val="zh_TW" w:bidi="zh_TW"/>
-          </w:rPr>
-          <w:rPr>
-            <w:color w:val="0000EE"/>
-            <w:u w:val="single"/>
-          </w:rPr>
-          <w:t>5:8–14，</w:t>
-        </w:r>
-      </w:hyperlink>
-      <w:hyperlink r:id="rId37">
-        <w:r>
-          <w:rPr>
-            <w:lang w:val="zh_TW" w:bidi="zh_TW"/>
-          </w:rPr>
-          <w:rPr>
-            <w:color w:val="0000EE"/>
-            <w:u w:val="single"/>
-          </w:rPr>
-          <w:t>15:1–4</w:t>
-        </w:r>
-      </w:hyperlink>
-      <w:r>
-        <w:rPr>
-          <w:lang w:val="zh_TW" w:bidi="zh_TW"/>
-        </w:rPr>
-        <w:t>），就如同一場婚筵，新郎（耶穌基督）和新婦（祂的教會）永遠聯合（</w:t>
+      <w:hyperlink r:id="rId58">
+        <w:r>
+          <w:rPr>
+            <w:lang w:val="zh_TW" w:bidi="zh_TW"/>
+          </w:rPr>
+          <w:rPr>
+            <w:color w:val="0000EE"/>
+            <w:u w:val="single"/>
+          </w:rPr>
+          <w:t>創15:1</w:t>
+        </w:r>
+      </w:hyperlink>
+      <w:r>
+        <w:rPr>
+          <w:lang w:val="zh_TW" w:bidi="zh_TW"/>
+        </w:rPr>
+        <w:t>、</w:t>
+      </w:r>
+      <w:hyperlink r:id="rId59">
+        <w:r>
+          <w:rPr>
+            <w:lang w:val="zh_TW" w:bidi="zh_TW"/>
+          </w:rPr>
+          <w:rPr>
+            <w:color w:val="0000EE"/>
+            <w:u w:val="single"/>
+          </w:rPr>
+          <w:t>13–16</w:t>
+        </w:r>
+      </w:hyperlink>
+      <w:r>
+        <w:rPr>
+          <w:lang w:val="zh_TW" w:bidi="zh_TW"/>
+        </w:rPr>
+        <w:t>；</w:t>
+      </w:r>
+      <w:hyperlink r:id="rId60">
+        <w:r>
+          <w:rPr>
+            <w:lang w:val="zh_TW" w:bidi="zh_TW"/>
+          </w:rPr>
+          <w:rPr>
+            <w:color w:val="0000EE"/>
+            <w:u w:val="single"/>
+          </w:rPr>
+          <w:t>撒上12:22–25</w:t>
+        </w:r>
+      </w:hyperlink>
+      <w:r>
+        <w:rPr>
+          <w:lang w:val="zh_TW" w:bidi="zh_TW"/>
+        </w:rPr>
+        <w:t>；</w:t>
+      </w:r>
+      <w:hyperlink r:id="rId31">
+        <w:r>
+          <w:rPr>
+            <w:lang w:val="zh_TW" w:bidi="zh_TW"/>
+          </w:rPr>
+          <w:rPr>
+            <w:color w:val="0000EE"/>
+            <w:u w:val="single"/>
+          </w:rPr>
+          <w:t>王上9:4–9</w:t>
+        </w:r>
+      </w:hyperlink>
+      <w:r>
+        <w:rPr>
+          <w:lang w:val="zh_TW" w:bidi="zh_TW"/>
+        </w:rPr>
+        <w:t>；</w:t>
+      </w:r>
+      <w:hyperlink r:id="rId32">
+        <w:r>
+          <w:rPr>
+            <w:lang w:val="zh_TW" w:bidi="zh_TW"/>
+          </w:rPr>
+          <w:rPr>
+            <w:color w:val="0000EE"/>
+            <w:u w:val="single"/>
+          </w:rPr>
+          <w:t>耶18:7–10</w:t>
+        </w:r>
+      </w:hyperlink>
+      <w:r>
+        <w:rPr>
+          <w:lang w:val="zh_TW" w:bidi="zh_TW"/>
+        </w:rPr>
+        <w:t>；</w:t>
+      </w:r>
+      <w:hyperlink r:id="rId15">
+        <w:r>
+          <w:rPr>
+            <w:lang w:val="zh_TW" w:bidi="zh_TW"/>
+          </w:rPr>
+          <w:rPr>
+            <w:color w:val="0000EE"/>
+            <w:u w:val="single"/>
+          </w:rPr>
+          <w:t>約10:27–30</w:t>
+        </w:r>
+      </w:hyperlink>
+      <w:r>
+        <w:rPr>
+          <w:lang w:val="zh_TW" w:bidi="zh_TW"/>
+        </w:rPr>
+        <w:t>，</w:t>
+      </w:r>
+      <w:hyperlink r:id="rId18">
+        <w:r>
+          <w:rPr>
+            <w:lang w:val="zh_TW" w:bidi="zh_TW"/>
+          </w:rPr>
+          <w:rPr>
+            <w:color w:val="0000EE"/>
+            <w:u w:val="single"/>
+          </w:rPr>
+          <w:t>15:6</w:t>
+        </w:r>
+      </w:hyperlink>
+      <w:r>
+        <w:rPr>
+          <w:lang w:val="zh_TW" w:bidi="zh_TW"/>
+        </w:rPr>
+        <w:t>；</w:t>
+      </w:r>
+      <w:hyperlink r:id="rId34">
+        <w:r>
+          <w:rPr>
+            <w:lang w:val="zh_TW" w:bidi="zh_TW"/>
+          </w:rPr>
+          <w:rPr>
+            <w:color w:val="0000EE"/>
+            <w:u w:val="single"/>
+          </w:rPr>
+          <w:t>羅11:13–32</w:t>
+        </w:r>
+      </w:hyperlink>
+      <w:r>
+        <w:rPr>
+          <w:lang w:val="zh_TW" w:bidi="zh_TW"/>
+        </w:rPr>
+        <w:t>；</w:t>
+      </w:r>
+      <w:hyperlink r:id="rId19">
+        <w:r>
+          <w:rPr>
+            <w:lang w:val="zh_TW" w:bidi="zh_TW"/>
+          </w:rPr>
+          <w:rPr>
+            <w:color w:val="0000EE"/>
+            <w:u w:val="single"/>
+          </w:rPr>
+          <w:t>林前10:6–12</w:t>
+        </w:r>
+      </w:hyperlink>
+      <w:r>
+        <w:rPr>
+          <w:lang w:val="zh_TW" w:bidi="zh_TW"/>
+        </w:rPr>
+        <w:t>；</w:t>
+      </w:r>
+      <w:hyperlink r:id="rId20">
+        <w:r>
+          <w:rPr>
+            <w:lang w:val="zh_TW" w:bidi="zh_TW"/>
+          </w:rPr>
+          <w:rPr>
+            <w:color w:val="0000EE"/>
+            <w:u w:val="single"/>
+          </w:rPr>
+          <w:t>來6:4–8</w:t>
+        </w:r>
+      </w:hyperlink>
+      <w:r>
+        <w:rPr>
+          <w:lang w:val="zh_TW" w:bidi="zh_TW"/>
+        </w:rPr>
+        <w:t>、</w:t>
+      </w:r>
+      <w:hyperlink r:id="rId17">
+        <w:r>
+          <w:rPr>
+            <w:lang w:val="zh_TW" w:bidi="zh_TW"/>
+          </w:rPr>
+          <w:rPr>
+            <w:color w:val="0000EE"/>
+            <w:u w:val="single"/>
+          </w:rPr>
+          <w:t>18–20</w:t>
+        </w:r>
+      </w:hyperlink>
+      <w:r>
+        <w:rPr>
+          <w:lang w:val="zh_TW" w:bidi="zh_TW"/>
+        </w:rPr>
+        <w:t>，</w:t>
+      </w:r>
+      <w:hyperlink r:id="rId55">
+        <w:r>
+          <w:rPr>
+            <w:lang w:val="zh_TW" w:bidi="zh_TW"/>
+          </w:rPr>
+          <w:rPr>
+            <w:color w:val="0000EE"/>
+            <w:u w:val="single"/>
+          </w:rPr>
+          <w:t>13:6</w:t>
+        </w:r>
+      </w:hyperlink>
+      <w:r>
+        <w:rPr>
+          <w:lang w:val="zh_TW" w:bidi="zh_TW"/>
+        </w:rPr>
+        <w:t>；</w:t>
+      </w:r>
+      <w:hyperlink r:id="rId56">
+        <w:r>
+          <w:rPr>
+            <w:lang w:val="zh_TW" w:bidi="zh_TW"/>
+          </w:rPr>
+          <w:rPr>
+            <w:color w:val="0000EE"/>
+            <w:u w:val="single"/>
+          </w:rPr>
+          <w:t>雅1:25</w:t>
+        </w:r>
+      </w:hyperlink>
+      <w:r>
+        <w:rPr>
+          <w:lang w:val="zh_TW" w:bidi="zh_TW"/>
+        </w:rPr>
+        <w:t>；</w:t>
       </w:r>
       <w:hyperlink r:id="rId38">
         <w:r>
@@ -817,14 +1429,14 @@
             <w:color w:val="0000EE"/>
             <w:u w:val="single"/>
           </w:rPr>
-          <w:t>啟19:9</w:t>
-        </w:r>
-      </w:hyperlink>
-      <w:r>
-        <w:rPr>
-          <w:lang w:val="zh_TW" w:bidi="zh_TW"/>
-        </w:rPr>
-        <w:t>；另見</w:t>
+          <w:t>啟2:5</w:t>
+        </w:r>
+      </w:hyperlink>
+      <w:r>
+        <w:rPr>
+          <w:lang w:val="zh_TW" w:bidi="zh_TW"/>
+        </w:rPr>
+        <w:t>、</w:t>
       </w:r>
       <w:hyperlink r:id="rId39">
         <w:r>
@@ -835,37 +1447,14 @@
             <w:color w:val="0000EE"/>
             <w:u w:val="single"/>
           </w:rPr>
-          <w:t>太22:1–14</w:t>
-        </w:r>
-      </w:hyperlink>
-      <w:r>
-        <w:rPr>
-          <w:lang w:val="zh_TW" w:bidi="zh_TW"/>
-        </w:rPr>
-        <w:t>）。</w:t>
-      </w:r>
-    </w:p>
-    <w:p>
-      <w:pPr/>
-      <w:r>
-        <w:rPr>
-          <w:lang w:val="zh_TW" w:bidi="zh_TW"/>
-        </w:rPr>
-      </w:r>
-      <w:r>
-        <w:rPr>
-          <w:u w:val="single"/>
-          <w:lang w:val="zh_TW" w:bidi="zh_TW"/>
-        </w:rPr>
-        <w:t>進深研究的經文段落</w:t>
-      </w:r>
-    </w:p>
-    <w:p>
-      <w:pPr/>
-      <w:r>
-        <w:rPr>
-          <w:lang w:val="zh_TW" w:bidi="zh_TW"/>
-        </w:rPr>
+          <w:t>10–11</w:t>
+        </w:r>
+      </w:hyperlink>
+      <w:r>
+        <w:rPr>
+          <w:lang w:val="zh_TW" w:bidi="zh_TW"/>
+        </w:rPr>
+        <w:t>、</w:t>
       </w:r>
       <w:hyperlink r:id="rId40">
         <w:r>
@@ -876,7 +1465,7 @@
             <w:color w:val="0000EE"/>
             <w:u w:val="single"/>
           </w:rPr>
-          <w:t>出5:1</w:t>
+          <w:t>16–17</w:t>
         </w:r>
       </w:hyperlink>
       <w:r>
@@ -885,16 +1474,34 @@
         </w:rPr>
         <w:t>，</w:t>
       </w:r>
-      <w:hyperlink r:id="rId41">
-        <w:r>
-          <w:rPr>
-            <w:lang w:val="zh_TW" w:bidi="zh_TW"/>
-          </w:rPr>
-          <w:rPr>
-            <w:color w:val="0000EE"/>
-            <w:u w:val="single"/>
-          </w:rPr>
-          <w:t>12:17</w:t>
+      <w:hyperlink r:id="rId14">
+        <w:r>
+          <w:rPr>
+            <w:lang w:val="zh_TW" w:bidi="zh_TW"/>
+          </w:rPr>
+          <w:rPr>
+            <w:color w:val="0000EE"/>
+            <w:u w:val="single"/>
+          </w:rPr>
+          <w:t>3:5</w:t>
+        </w:r>
+      </w:hyperlink>
+      <w:r>
+        <w:rPr>
+          <w:lang w:val="zh_TW" w:bidi="zh_TW"/>
+        </w:rPr>
+        <w:t>、</w:t>
+      </w:r>
+      <w:hyperlink r:id="rId61">
+        <w:r>
+          <w:rPr>
+            <w:lang w:val="zh_TW" w:bidi="zh_TW"/>
+          </w:rPr>
+          <w:rPr>
+            <w:color w:val="0000EE"/>
+            <w:u w:val="single"/>
+          </w:rPr>
+          <w:t>10–12</w:t>
         </w:r>
       </w:hyperlink>
       <w:r>
@@ -903,76 +1510,16 @@
         </w:rPr>
         <w:t>，</w:t>
       </w:r>
-      <w:hyperlink r:id="rId42">
-        <w:r>
-          <w:rPr>
-            <w:lang w:val="zh_TW" w:bidi="zh_TW"/>
-          </w:rPr>
-          <w:rPr>
-            <w:color w:val="0000EE"/>
-            <w:u w:val="single"/>
-          </w:rPr>
-          <w:t>15:20–21；</w:t>
-        </w:r>
-      </w:hyperlink>
-      <w:hyperlink r:id="rId43">
-        <w:r>
-          <w:rPr>
-            <w:lang w:val="zh_TW" w:bidi="zh_TW"/>
-          </w:rPr>
-          <w:rPr>
-            <w:color w:val="0000EE"/>
-            <w:u w:val="single"/>
-          </w:rPr>
-          <w:t>撒上18:6；</w:t>
-        </w:r>
-      </w:hyperlink>
-      <w:hyperlink r:id="rId44">
-        <w:r>
-          <w:rPr>
-            <w:lang w:val="zh_TW" w:bidi="zh_TW"/>
-          </w:rPr>
-          <w:rPr>
-            <w:color w:val="0000EE"/>
-            <w:u w:val="single"/>
-          </w:rPr>
-          <w:t>撒下6:1–15；</w:t>
-        </w:r>
-      </w:hyperlink>
-      <w:hyperlink r:id="rId45">
-        <w:r>
-          <w:rPr>
-            <w:lang w:val="zh_TW" w:bidi="zh_TW"/>
-          </w:rPr>
-          <w:rPr>
-            <w:color w:val="0000EE"/>
-            <w:u w:val="single"/>
-          </w:rPr>
-          <w:t>代下7:6–10；</w:t>
-        </w:r>
-      </w:hyperlink>
-      <w:hyperlink r:id="rId46">
-        <w:r>
-          <w:rPr>
-            <w:lang w:val="zh_TW" w:bidi="zh_TW"/>
-          </w:rPr>
-          <w:rPr>
-            <w:color w:val="0000EE"/>
-            <w:u w:val="single"/>
-          </w:rPr>
-          <w:t>拉3:10–11；</w:t>
-        </w:r>
-      </w:hyperlink>
-      <w:hyperlink r:id="rId47">
-        <w:r>
-          <w:rPr>
-            <w:lang w:val="zh_TW" w:bidi="zh_TW"/>
-          </w:rPr>
-          <w:rPr>
-            <w:color w:val="0000EE"/>
-            <w:u w:val="single"/>
-          </w:rPr>
-          <w:t>詩30:11</w:t>
+      <w:hyperlink r:id="rId50">
+        <w:r>
+          <w:rPr>
+            <w:lang w:val="zh_TW" w:bidi="zh_TW"/>
+          </w:rPr>
+          <w:rPr>
+            <w:color w:val="0000EE"/>
+            <w:u w:val="single"/>
+          </w:rPr>
+          <w:t>18:4</w:t>
         </w:r>
       </w:hyperlink>
       <w:r>
@@ -981,16 +1528,16 @@
         </w:rPr>
         <w:t>，</w:t>
       </w:r>
-      <w:hyperlink r:id="rId48">
-        <w:r>
-          <w:rPr>
-            <w:lang w:val="zh_TW" w:bidi="zh_TW"/>
-          </w:rPr>
-          <w:rPr>
-            <w:color w:val="0000EE"/>
-            <w:u w:val="single"/>
-          </w:rPr>
-          <w:t>69:30</w:t>
+      <w:hyperlink r:id="rId13">
+        <w:r>
+          <w:rPr>
+            <w:lang w:val="zh_TW" w:bidi="zh_TW"/>
+          </w:rPr>
+          <w:rPr>
+            <w:color w:val="0000EE"/>
+            <w:u w:val="single"/>
+          </w:rPr>
+          <w:t>20:12</w:t>
         </w:r>
       </w:hyperlink>
       <w:r>
@@ -999,16 +1546,16 @@
         </w:rPr>
         <w:t>，</w:t>
       </w:r>
-      <w:hyperlink r:id="rId31">
-        <w:r>
-          <w:rPr>
-            <w:lang w:val="zh_TW" w:bidi="zh_TW"/>
-          </w:rPr>
-          <w:rPr>
-            <w:color w:val="0000EE"/>
-            <w:u w:val="single"/>
-          </w:rPr>
-          <w:t>98:4–6</w:t>
+      <w:hyperlink r:id="rId62">
+        <w:r>
+          <w:rPr>
+            <w:lang w:val="zh_TW" w:bidi="zh_TW"/>
+          </w:rPr>
+          <w:rPr>
+            <w:color w:val="0000EE"/>
+            <w:u w:val="single"/>
+          </w:rPr>
+          <w:t>21:7–8</w:t>
         </w:r>
       </w:hyperlink>
       <w:r>
@@ -1017,156 +1564,6 @@
         </w:rPr>
         <w:t>，</w:t>
       </w:r>
-      <w:hyperlink r:id="rId49">
-        <w:r>
-          <w:rPr>
-            <w:lang w:val="zh_TW" w:bidi="zh_TW"/>
-          </w:rPr>
-          <w:rPr>
-            <w:color w:val="0000EE"/>
-            <w:u w:val="single"/>
-          </w:rPr>
-          <w:t>107:32</w:t>
-        </w:r>
-      </w:hyperlink>
-      <w:r>
-        <w:rPr>
-          <w:lang w:val="zh_TW" w:bidi="zh_TW"/>
-        </w:rPr>
-        <w:t>，</w:t>
-      </w:r>
-      <w:hyperlink r:id="rId32">
-        <w:r>
-          <w:rPr>
-            <w:lang w:val="zh_TW" w:bidi="zh_TW"/>
-          </w:rPr>
-          <w:rPr>
-            <w:color w:val="0000EE"/>
-            <w:u w:val="single"/>
-          </w:rPr>
-          <w:t>149:1–9</w:t>
-        </w:r>
-      </w:hyperlink>
-      <w:r>
-        <w:rPr>
-          <w:lang w:val="zh_TW" w:bidi="zh_TW"/>
-        </w:rPr>
-        <w:t>，</w:t>
-      </w:r>
-      <w:hyperlink r:id="rId33">
-        <w:r>
-          <w:rPr>
-            <w:lang w:val="zh_TW" w:bidi="zh_TW"/>
-          </w:rPr>
-          <w:rPr>
-            <w:color w:val="0000EE"/>
-            <w:u w:val="single"/>
-          </w:rPr>
-          <w:t>150:1–6；</w:t>
-        </w:r>
-      </w:hyperlink>
-      <w:hyperlink r:id="rId13">
-        <w:r>
-          <w:rPr>
-            <w:lang w:val="zh_TW" w:bidi="zh_TW"/>
-          </w:rPr>
-          <w:rPr>
-            <w:color w:val="0000EE"/>
-            <w:u w:val="single"/>
-          </w:rPr>
-          <w:t>賽30:29</w:t>
-        </w:r>
-      </w:hyperlink>
-      <w:r>
-        <w:rPr>
-          <w:lang w:val="zh_TW" w:bidi="zh_TW"/>
-        </w:rPr>
-        <w:t>，</w:t>
-      </w:r>
-      <w:hyperlink r:id="rId50">
-        <w:r>
-          <w:rPr>
-            <w:lang w:val="zh_TW" w:bidi="zh_TW"/>
-          </w:rPr>
-          <w:rPr>
-            <w:color w:val="0000EE"/>
-            <w:u w:val="single"/>
-          </w:rPr>
-          <w:t>54:1；</w:t>
-        </w:r>
-      </w:hyperlink>
-      <w:hyperlink r:id="rId51">
-        <w:r>
-          <w:rPr>
-            <w:lang w:val="zh_TW" w:bidi="zh_TW"/>
-          </w:rPr>
-          <w:rPr>
-            <w:color w:val="0000EE"/>
-            <w:u w:val="single"/>
-          </w:rPr>
-          <w:t>耶30:18–19</w:t>
-        </w:r>
-      </w:hyperlink>
-      <w:r>
-        <w:rPr>
-          <w:lang w:val="zh_TW" w:bidi="zh_TW"/>
-        </w:rPr>
-        <w:t>，</w:t>
-      </w:r>
-      <w:hyperlink r:id="rId52">
-        <w:r>
-          <w:rPr>
-            <w:lang w:val="zh_TW" w:bidi="zh_TW"/>
-          </w:rPr>
-          <w:rPr>
-            <w:color w:val="0000EE"/>
-            <w:u w:val="single"/>
-          </w:rPr>
-          <w:t>31:4</w:t>
-        </w:r>
-      </w:hyperlink>
-      <w:r>
-        <w:rPr>
-          <w:lang w:val="zh_TW" w:bidi="zh_TW"/>
-        </w:rPr>
-        <w:t>、</w:t>
-      </w:r>
-      <w:hyperlink r:id="rId15">
-        <w:r>
-          <w:rPr>
-            <w:lang w:val="zh_TW" w:bidi="zh_TW"/>
-          </w:rPr>
-          <w:rPr>
-            <w:color w:val="0000EE"/>
-            <w:u w:val="single"/>
-          </w:rPr>
-          <w:t>13；</w:t>
-        </w:r>
-      </w:hyperlink>
-      <w:hyperlink r:id="rId53">
-        <w:r>
-          <w:rPr>
-            <w:lang w:val="zh_TW" w:bidi="zh_TW"/>
-          </w:rPr>
-          <w:rPr>
-            <w:color w:val="0000EE"/>
-            <w:u w:val="single"/>
-          </w:rPr>
-          <w:t>哀5:14–15；</w:t>
-        </w:r>
-      </w:hyperlink>
-      <w:hyperlink r:id="rId16">
-        <w:r>
-          <w:rPr>
-            <w:lang w:val="zh_TW" w:bidi="zh_TW"/>
-          </w:rPr>
-          <w:rPr>
-            <w:color w:val="0000EE"/>
-            <w:u w:val="single"/>
-          </w:rPr>
-          <w:t>番3:17；</w:t>
-        </w:r>
-      </w:hyperlink>
       <w:hyperlink r:id="rId54">
         <w:r>
           <w:rPr>
@@ -1176,55 +1573,7 @@
             <w:color w:val="0000EE"/>
             <w:u w:val="single"/>
           </w:rPr>
-          <w:t>路15:22–25；</w:t>
-        </w:r>
-      </w:hyperlink>
-      <w:hyperlink r:id="rId55">
-        <w:r>
-          <w:rPr>
-            <w:lang w:val="zh_TW" w:bidi="zh_TW"/>
-          </w:rPr>
-          <w:rPr>
-            <w:color w:val="0000EE"/>
-            <w:u w:val="single"/>
-          </w:rPr>
-          <w:t>林前5:8；</w:t>
-        </w:r>
-      </w:hyperlink>
-      <w:hyperlink r:id="rId56">
-        <w:r>
-          <w:rPr>
-            <w:lang w:val="zh_TW" w:bidi="zh_TW"/>
-          </w:rPr>
-          <w:rPr>
-            <w:color w:val="0000EE"/>
-            <w:u w:val="single"/>
-          </w:rPr>
-          <w:t>弗5:18–20；</w:t>
-        </w:r>
-      </w:hyperlink>
-      <w:hyperlink r:id="rId18">
-        <w:r>
-          <w:rPr>
-            <w:lang w:val="zh_TW" w:bidi="zh_TW"/>
-          </w:rPr>
-          <w:rPr>
-            <w:color w:val="0000EE"/>
-            <w:u w:val="single"/>
-          </w:rPr>
-          <w:t>西3:16；</w:t>
-        </w:r>
-      </w:hyperlink>
-      <w:hyperlink r:id="rId57">
-        <w:r>
-          <w:rPr>
-            <w:lang w:val="zh_TW" w:bidi="zh_TW"/>
-          </w:rPr>
-          <w:rPr>
-            <w:color w:val="0000EE"/>
-            <w:u w:val="single"/>
-          </w:rPr>
-          <w:t>啟18:20</w:t>
+          <w:t>22:11–12</w:t>
         </w:r>
       </w:hyperlink>
       <w:r>
@@ -3127,12 +3476,6 @@
   </w:num>
   <w:num w:numId="13" w16cid:durableId="592781308">
     <w:abstractNumId w:val="11"/>
-  </w:num>
-  <w:num w:numId="14">
-    <w:abstractNumId w:val="3"/>
-    <w:lvlOverride w:ilvl="0">
-      <w:startOverride w:val="1"/>
-    </w:lvlOverride>
   </w:num>
   <w:numIdMacAtCleanup w:val="10"/>
 </w:numbering>

--- a/zht/docx/066.content.docx
+++ b/zht/docx/066.content.docx
@@ -19,7 +19,7 @@
         <w:rPr>
           <w:lang w:val="zh_TW" w:bidi="zh_TW"/>
         </w:rPr>
-        <w:t>Resource: Tyndale Open Study Notes</w:t>
+        <w:t>Resource: Aquifer Open Study Notes (Themes)</w:t>
       </w:r>
       <w:r>
         <w:rPr>
@@ -112,7 +112,7 @@
         <w:rPr>
           <w:lang w:val="zh_TW" w:bidi="zh_TW"/>
         </w:rPr>
-        <w:t>Tyndale Open Study Notes</w:t>
+        <w:t>Aquifer Open Study Notes (Themes)</w:t>
       </w:r>
     </w:p>
     <w:p>

--- a/zht/docx/066.content.docx
+++ b/zht/docx/066.content.docx
@@ -233,36 +233,24 @@
         </w:rPr>
         <w:t>生命冊是神的名冊，記錄那些屬於神，並將承受永生之人的名字（</w:t>
       </w:r>
-      <w:hyperlink r:id="rId13">
-        <w:r>
-          <w:rPr>
-            <w:lang w:val="zh_TW" w:bidi="zh_TW"/>
-          </w:rPr>
-          <w:rPr>
-            <w:color w:val="0000EE"/>
-            <w:u w:val="single"/>
-          </w:rPr>
-          <w:t>啟20:12</w:t>
-        </w:r>
-      </w:hyperlink>
+      <w:r>
+        <w:rPr>
+          <w:lang w:val="zh_TW" w:bidi="zh_TW"/>
+        </w:rPr>
+        <w:t>啟20:12</w:t>
+      </w:r>
       <w:r>
         <w:rPr>
           <w:lang w:val="zh_TW" w:bidi="zh_TW"/>
         </w:rPr>
         <w:t>）。然而，聖經中提到名字，可能從生命冊中塗抹（</w:t>
       </w:r>
-      <w:hyperlink r:id="rId14">
-        <w:r>
-          <w:rPr>
-            <w:lang w:val="zh_TW" w:bidi="zh_TW"/>
-          </w:rPr>
-          <w:rPr>
-            <w:color w:val="0000EE"/>
-            <w:u w:val="single"/>
-          </w:rPr>
-          <w:t>啟3:5</w:t>
-        </w:r>
-      </w:hyperlink>
+      <w:r>
+        <w:rPr>
+          <w:lang w:val="zh_TW" w:bidi="zh_TW"/>
+        </w:rPr>
+        <w:t>啟3:5</w:t>
+      </w:r>
       <w:r>
         <w:rPr>
           <w:lang w:val="zh_TW" w:bidi="zh_TW"/>
@@ -283,144 +271,96 @@
         </w:rPr>
         <w:t>新約確實賜予信徒許多安慰的話（例如，</w:t>
       </w:r>
-      <w:hyperlink r:id="rId15">
-        <w:r>
-          <w:rPr>
-            <w:lang w:val="zh_TW" w:bidi="zh_TW"/>
-          </w:rPr>
-          <w:rPr>
-            <w:color w:val="0000EE"/>
-            <w:u w:val="single"/>
-          </w:rPr>
-          <w:t>約10:27–30</w:t>
-        </w:r>
-      </w:hyperlink>
+      <w:r>
+        <w:rPr>
+          <w:lang w:val="zh_TW" w:bidi="zh_TW"/>
+        </w:rPr>
+        <w:t>約10:27–30</w:t>
+      </w:r>
       <w:r>
         <w:rPr>
           <w:lang w:val="zh_TW" w:bidi="zh_TW"/>
         </w:rPr>
         <w:t>；</w:t>
       </w:r>
-      <w:hyperlink r:id="rId16">
-        <w:r>
-          <w:rPr>
-            <w:lang w:val="zh_TW" w:bidi="zh_TW"/>
-          </w:rPr>
-          <w:rPr>
-            <w:color w:val="0000EE"/>
-            <w:u w:val="single"/>
-          </w:rPr>
-          <w:t>林前10:13</w:t>
-        </w:r>
-      </w:hyperlink>
+      <w:r>
+        <w:rPr>
+          <w:lang w:val="zh_TW" w:bidi="zh_TW"/>
+        </w:rPr>
+        <w:t>林前10:13</w:t>
+      </w:r>
       <w:r>
         <w:rPr>
           <w:lang w:val="zh_TW" w:bidi="zh_TW"/>
         </w:rPr>
         <w:t>；</w:t>
       </w:r>
-      <w:hyperlink r:id="rId17">
-        <w:r>
-          <w:rPr>
-            <w:lang w:val="zh_TW" w:bidi="zh_TW"/>
-          </w:rPr>
-          <w:rPr>
-            <w:color w:val="0000EE"/>
-            <w:u w:val="single"/>
-          </w:rPr>
-          <w:t>來6:18–20</w:t>
-        </w:r>
-      </w:hyperlink>
+      <w:r>
+        <w:rPr>
+          <w:lang w:val="zh_TW" w:bidi="zh_TW"/>
+        </w:rPr>
+        <w:t>來6:18–20</w:t>
+      </w:r>
       <w:r>
         <w:rPr>
           <w:lang w:val="zh_TW" w:bidi="zh_TW"/>
         </w:rPr>
         <w:t>），但也發出嚴肅的警告（例如，</w:t>
       </w:r>
-      <w:hyperlink r:id="rId18">
-        <w:r>
-          <w:rPr>
-            <w:lang w:val="zh_TW" w:bidi="zh_TW"/>
-          </w:rPr>
-          <w:rPr>
-            <w:color w:val="0000EE"/>
-            <w:u w:val="single"/>
-          </w:rPr>
-          <w:t>約15:6</w:t>
-        </w:r>
-      </w:hyperlink>
+      <w:r>
+        <w:rPr>
+          <w:lang w:val="zh_TW" w:bidi="zh_TW"/>
+        </w:rPr>
+        <w:t>約15:6</w:t>
+      </w:r>
       <w:r>
         <w:rPr>
           <w:lang w:val="zh_TW" w:bidi="zh_TW"/>
         </w:rPr>
         <w:t>；</w:t>
       </w:r>
-      <w:hyperlink r:id="rId19">
-        <w:r>
-          <w:rPr>
-            <w:lang w:val="zh_TW" w:bidi="zh_TW"/>
-          </w:rPr>
-          <w:rPr>
-            <w:color w:val="0000EE"/>
-            <w:u w:val="single"/>
-          </w:rPr>
-          <w:t>林前10:6–12</w:t>
-        </w:r>
-      </w:hyperlink>
+      <w:r>
+        <w:rPr>
+          <w:lang w:val="zh_TW" w:bidi="zh_TW"/>
+        </w:rPr>
+        <w:t>林前10:6–12</w:t>
+      </w:r>
       <w:r>
         <w:rPr>
           <w:lang w:val="zh_TW" w:bidi="zh_TW"/>
         </w:rPr>
         <w:t>；</w:t>
       </w:r>
-      <w:hyperlink r:id="rId20">
-        <w:r>
-          <w:rPr>
-            <w:lang w:val="zh_TW" w:bidi="zh_TW"/>
-          </w:rPr>
-          <w:rPr>
-            <w:color w:val="0000EE"/>
-            <w:u w:val="single"/>
-          </w:rPr>
-          <w:t>來6:4–8</w:t>
-        </w:r>
-      </w:hyperlink>
+      <w:r>
+        <w:rPr>
+          <w:lang w:val="zh_TW" w:bidi="zh_TW"/>
+        </w:rPr>
+        <w:t>來6:4–8</w:t>
+      </w:r>
       <w:r>
         <w:rPr>
           <w:lang w:val="zh_TW" w:bidi="zh_TW"/>
         </w:rPr>
         <w:t>；</w:t>
       </w:r>
-      <w:hyperlink r:id="rId21">
-        <w:r>
-          <w:rPr>
-            <w:lang w:val="zh_TW" w:bidi="zh_TW"/>
-          </w:rPr>
-          <w:rPr>
-            <w:color w:val="0000EE"/>
-            <w:u w:val="single"/>
-          </w:rPr>
-          <w:t>啟2:4–5</w:t>
-        </w:r>
-      </w:hyperlink>
+      <w:r>
+        <w:rPr>
+          <w:lang w:val="zh_TW" w:bidi="zh_TW"/>
+        </w:rPr>
+        <w:t>啟2:4–5</w:t>
+      </w:r>
       <w:r>
         <w:rPr>
           <w:lang w:val="zh_TW" w:bidi="zh_TW"/>
         </w:rPr>
         <w:t>，</w:t>
       </w:r>
-      <w:hyperlink r:id="rId22">
-        <w:r>
-          <w:rPr>
-            <w:lang w:val="zh_TW" w:bidi="zh_TW"/>
-          </w:rPr>
-          <w:rPr>
-            <w:color w:val="0000EE"/>
-            <w:u w:val="single"/>
-          </w:rPr>
-          <w:t>3:11</w:t>
-        </w:r>
-      </w:hyperlink>
+      <w:r>
+        <w:rPr>
+          <w:lang w:val="zh_TW" w:bidi="zh_TW"/>
+        </w:rPr>
+        <w:t>3:11</w:t>
+      </w:r>
       <w:r>
         <w:rPr>
           <w:lang w:val="zh_TW" w:bidi="zh_TW"/>
@@ -453,162 +393,108 @@
         </w:rPr>
         <w:t>。神一再吩咐以色列人要忠心（例如，</w:t>
       </w:r>
-      <w:hyperlink r:id="rId23">
-        <w:r>
-          <w:rPr>
-            <w:lang w:val="zh_TW" w:bidi="zh_TW"/>
-          </w:rPr>
-          <w:rPr>
-            <w:color w:val="0000EE"/>
-            <w:u w:val="single"/>
-          </w:rPr>
-          <w:t>創12:1–2</w:t>
-        </w:r>
-      </w:hyperlink>
+      <w:r>
+        <w:rPr>
+          <w:lang w:val="zh_TW" w:bidi="zh_TW"/>
+        </w:rPr>
+        <w:t>創12:1–2</w:t>
+      </w:r>
       <w:r>
         <w:rPr>
           <w:lang w:val="zh_TW" w:bidi="zh_TW"/>
         </w:rPr>
         <w:t>，</w:t>
       </w:r>
-      <w:hyperlink r:id="rId24">
-        <w:r>
-          <w:rPr>
-            <w:lang w:val="zh_TW" w:bidi="zh_TW"/>
-          </w:rPr>
-          <w:rPr>
-            <w:color w:val="0000EE"/>
-            <w:u w:val="single"/>
-          </w:rPr>
-          <w:t>15:1–18</w:t>
-        </w:r>
-      </w:hyperlink>
+      <w:r>
+        <w:rPr>
+          <w:lang w:val="zh_TW" w:bidi="zh_TW"/>
+        </w:rPr>
+        <w:t>15:1–18</w:t>
+      </w:r>
       <w:r>
         <w:rPr>
           <w:lang w:val="zh_TW" w:bidi="zh_TW"/>
         </w:rPr>
         <w:t>，</w:t>
       </w:r>
-      <w:hyperlink r:id="rId25">
-        <w:r>
-          <w:rPr>
-            <w:lang w:val="zh_TW" w:bidi="zh_TW"/>
-          </w:rPr>
-          <w:rPr>
-            <w:color w:val="0000EE"/>
-            <w:u w:val="single"/>
-          </w:rPr>
-          <w:t>22:16–18</w:t>
-        </w:r>
-      </w:hyperlink>
+      <w:r>
+        <w:rPr>
+          <w:lang w:val="zh_TW" w:bidi="zh_TW"/>
+        </w:rPr>
+        <w:t>22:16–18</w:t>
+      </w:r>
       <w:r>
         <w:rPr>
           <w:lang w:val="zh_TW" w:bidi="zh_TW"/>
         </w:rPr>
         <w:t>，</w:t>
       </w:r>
-      <w:hyperlink r:id="rId26">
-        <w:r>
-          <w:rPr>
-            <w:lang w:val="zh_TW" w:bidi="zh_TW"/>
-          </w:rPr>
-          <w:rPr>
-            <w:color w:val="0000EE"/>
-            <w:u w:val="single"/>
-          </w:rPr>
-          <w:t>28:13–14</w:t>
-        </w:r>
-      </w:hyperlink>
+      <w:r>
+        <w:rPr>
+          <w:lang w:val="zh_TW" w:bidi="zh_TW"/>
+        </w:rPr>
+        <w:t>28:13–14</w:t>
+      </w:r>
       <w:r>
         <w:rPr>
           <w:lang w:val="zh_TW" w:bidi="zh_TW"/>
         </w:rPr>
         <w:t>；</w:t>
       </w:r>
-      <w:hyperlink r:id="rId27">
-        <w:r>
-          <w:rPr>
-            <w:lang w:val="zh_TW" w:bidi="zh_TW"/>
-          </w:rPr>
-          <w:rPr>
-            <w:color w:val="0000EE"/>
-            <w:u w:val="single"/>
-          </w:rPr>
-          <w:t>撒上12:19–25</w:t>
-        </w:r>
-      </w:hyperlink>
+      <w:r>
+        <w:rPr>
+          <w:lang w:val="zh_TW" w:bidi="zh_TW"/>
+        </w:rPr>
+        <w:t>撒上12:19–25</w:t>
+      </w:r>
       <w:r>
         <w:rPr>
           <w:lang w:val="zh_TW" w:bidi="zh_TW"/>
         </w:rPr>
         <w:t>，</w:t>
       </w:r>
-      <w:hyperlink r:id="rId28">
-        <w:r>
-          <w:rPr>
-            <w:lang w:val="zh_TW" w:bidi="zh_TW"/>
-          </w:rPr>
-          <w:rPr>
-            <w:color w:val="0000EE"/>
-            <w:u w:val="single"/>
-          </w:rPr>
-          <w:t>15:10–11</w:t>
-        </w:r>
-      </w:hyperlink>
+      <w:r>
+        <w:rPr>
+          <w:lang w:val="zh_TW" w:bidi="zh_TW"/>
+        </w:rPr>
+        <w:t>15:10–11</w:t>
+      </w:r>
       <w:r>
         <w:rPr>
           <w:lang w:val="zh_TW" w:bidi="zh_TW"/>
         </w:rPr>
         <w:t>，</w:t>
       </w:r>
-      <w:hyperlink r:id="rId29">
-        <w:r>
-          <w:rPr>
-            <w:lang w:val="zh_TW" w:bidi="zh_TW"/>
-          </w:rPr>
-          <w:rPr>
-            <w:color w:val="0000EE"/>
-            <w:u w:val="single"/>
-          </w:rPr>
-          <w:t>28:16–19</w:t>
-        </w:r>
-      </w:hyperlink>
+      <w:r>
+        <w:rPr>
+          <w:lang w:val="zh_TW" w:bidi="zh_TW"/>
+        </w:rPr>
+        <w:t>28:16–19</w:t>
+      </w:r>
       <w:r>
         <w:rPr>
           <w:lang w:val="zh_TW" w:bidi="zh_TW"/>
         </w:rPr>
         <w:t>；</w:t>
       </w:r>
-      <w:hyperlink r:id="rId30">
-        <w:r>
-          <w:rPr>
-            <w:lang w:val="zh_TW" w:bidi="zh_TW"/>
-          </w:rPr>
-          <w:rPr>
-            <w:color w:val="0000EE"/>
-            <w:u w:val="single"/>
-          </w:rPr>
-          <w:t>撒下7:11–16</w:t>
-        </w:r>
-      </w:hyperlink>
+      <w:r>
+        <w:rPr>
+          <w:lang w:val="zh_TW" w:bidi="zh_TW"/>
+        </w:rPr>
+        <w:t>撒下7:11–16</w:t>
+      </w:r>
       <w:r>
         <w:rPr>
           <w:lang w:val="zh_TW" w:bidi="zh_TW"/>
         </w:rPr>
         <w:t>；</w:t>
       </w:r>
-      <w:hyperlink r:id="rId31">
-        <w:r>
-          <w:rPr>
-            <w:lang w:val="zh_TW" w:bidi="zh_TW"/>
-          </w:rPr>
-          <w:rPr>
-            <w:color w:val="0000EE"/>
-            <w:u w:val="single"/>
-          </w:rPr>
-          <w:t>王上9:4–9</w:t>
-        </w:r>
-      </w:hyperlink>
+      <w:r>
+        <w:rPr>
+          <w:lang w:val="zh_TW" w:bidi="zh_TW"/>
+        </w:rPr>
+        <w:t>王上9:4–9</w:t>
+      </w:r>
       <w:r>
         <w:rPr>
           <w:lang w:val="zh_TW" w:bidi="zh_TW"/>
@@ -627,36 +513,24 @@
         </w:rPr>
         <w:t>（特別見</w:t>
       </w:r>
-      <w:hyperlink r:id="rId32">
-        <w:r>
-          <w:rPr>
-            <w:lang w:val="zh_TW" w:bidi="zh_TW"/>
-          </w:rPr>
-          <w:rPr>
-            <w:color w:val="0000EE"/>
-            <w:u w:val="single"/>
-          </w:rPr>
-          <w:t>耶18:7–10</w:t>
-        </w:r>
-      </w:hyperlink>
+      <w:r>
+        <w:rPr>
+          <w:lang w:val="zh_TW" w:bidi="zh_TW"/>
+        </w:rPr>
+        <w:t>耶18:7–10</w:t>
+      </w:r>
       <w:r>
         <w:rPr>
           <w:lang w:val="zh_TW" w:bidi="zh_TW"/>
         </w:rPr>
         <w:t>）。使徒保羅認為以色列的不順服，導致一些人從神的子民中被「折斷」（</w:t>
       </w:r>
-      <w:hyperlink r:id="rId33">
-        <w:r>
-          <w:rPr>
-            <w:lang w:val="zh_TW" w:bidi="zh_TW"/>
-          </w:rPr>
-          <w:rPr>
-            <w:color w:val="0000EE"/>
-            <w:u w:val="single"/>
-          </w:rPr>
-          <w:t>羅11:17</w:t>
-        </w:r>
-      </w:hyperlink>
+      <w:r>
+        <w:rPr>
+          <w:lang w:val="zh_TW" w:bidi="zh_TW"/>
+        </w:rPr>
+        <w:t>羅11:17</w:t>
+      </w:r>
       <w:r>
         <w:rPr>
           <w:lang w:val="zh_TW" w:bidi="zh_TW"/>
@@ -687,18 +561,12 @@
         </w:rPr>
         <w:t>（</w:t>
       </w:r>
-      <w:hyperlink r:id="rId34">
-        <w:r>
-          <w:rPr>
-            <w:lang w:val="zh_TW" w:bidi="zh_TW"/>
-          </w:rPr>
-          <w:rPr>
-            <w:color w:val="0000EE"/>
-            <w:u w:val="single"/>
-          </w:rPr>
-          <w:t>羅11:13–32</w:t>
-        </w:r>
-      </w:hyperlink>
+      <w:r>
+        <w:rPr>
+          <w:lang w:val="zh_TW" w:bidi="zh_TW"/>
+        </w:rPr>
+        <w:t>羅11:13–32</w:t>
+      </w:r>
       <w:r>
         <w:rPr>
           <w:lang w:val="zh_TW" w:bidi="zh_TW"/>
@@ -731,432 +599,288 @@
         </w:rPr>
         <w:t>在新約時代，成為基督徒是極具挑戰且充滿危險的事。啟示錄為信徒帶來盼望，甚至是面臨死亡威脅的信徒，這份盼望也伴隨著審判的警告（</w:t>
       </w:r>
-      <w:hyperlink r:id="rId35">
-        <w:r>
-          <w:rPr>
-            <w:lang w:val="zh_TW" w:bidi="zh_TW"/>
-          </w:rPr>
-          <w:rPr>
-            <w:color w:val="0000EE"/>
-            <w:u w:val="single"/>
-          </w:rPr>
-          <w:t>啟21:8</w:t>
-        </w:r>
-      </w:hyperlink>
+      <w:r>
+        <w:rPr>
+          <w:lang w:val="zh_TW" w:bidi="zh_TW"/>
+        </w:rPr>
+        <w:t>啟21:8</w:t>
+      </w:r>
       <w:r>
         <w:rPr>
           <w:lang w:val="zh_TW" w:bidi="zh_TW"/>
         </w:rPr>
         <w:t>、</w:t>
       </w:r>
-      <w:hyperlink r:id="rId36">
-        <w:r>
-          <w:rPr>
-            <w:lang w:val="zh_TW" w:bidi="zh_TW"/>
-          </w:rPr>
-          <w:rPr>
-            <w:color w:val="0000EE"/>
-            <w:u w:val="single"/>
-          </w:rPr>
-          <w:t>27</w:t>
-        </w:r>
-      </w:hyperlink>
+      <w:r>
+        <w:rPr>
+          <w:lang w:val="zh_TW" w:bidi="zh_TW"/>
+        </w:rPr>
+        <w:t>27</w:t>
+      </w:r>
       <w:r>
         <w:rPr>
           <w:lang w:val="zh_TW" w:bidi="zh_TW"/>
         </w:rPr>
         <w:t>；</w:t>
       </w:r>
-      <w:hyperlink r:id="rId37">
-        <w:r>
-          <w:rPr>
-            <w:lang w:val="zh_TW" w:bidi="zh_TW"/>
-          </w:rPr>
-          <w:rPr>
-            <w:color w:val="0000EE"/>
-            <w:u w:val="single"/>
-          </w:rPr>
-          <w:t>22:15</w:t>
-        </w:r>
-      </w:hyperlink>
+      <w:r>
+        <w:rPr>
+          <w:lang w:val="zh_TW" w:bidi="zh_TW"/>
+        </w:rPr>
+        <w:t>22:15</w:t>
+      </w:r>
       <w:r>
         <w:rPr>
           <w:lang w:val="zh_TW" w:bidi="zh_TW"/>
         </w:rPr>
         <w:t>）。忠心與順服的呼召，是啟示錄的核心主題（見</w:t>
       </w:r>
-      <w:hyperlink r:id="rId38">
-        <w:r>
-          <w:rPr>
-            <w:lang w:val="zh_TW" w:bidi="zh_TW"/>
-          </w:rPr>
-          <w:rPr>
-            <w:color w:val="0000EE"/>
-            <w:u w:val="single"/>
-          </w:rPr>
-          <w:t>2:5</w:t>
-        </w:r>
-      </w:hyperlink>
+      <w:r>
+        <w:rPr>
+          <w:lang w:val="zh_TW" w:bidi="zh_TW"/>
+        </w:rPr>
+        <w:t>2:5</w:t>
+      </w:r>
       <w:r>
         <w:rPr>
           <w:lang w:val="zh_TW" w:bidi="zh_TW"/>
         </w:rPr>
         <w:t>、</w:t>
       </w:r>
-      <w:hyperlink r:id="rId39">
-        <w:r>
-          <w:rPr>
-            <w:lang w:val="zh_TW" w:bidi="zh_TW"/>
-          </w:rPr>
-          <w:rPr>
-            <w:color w:val="0000EE"/>
-            <w:u w:val="single"/>
-          </w:rPr>
-          <w:t>10–11</w:t>
-        </w:r>
-      </w:hyperlink>
+      <w:r>
+        <w:rPr>
+          <w:lang w:val="zh_TW" w:bidi="zh_TW"/>
+        </w:rPr>
+        <w:t>10–11</w:t>
+      </w:r>
       <w:r>
         <w:rPr>
           <w:lang w:val="zh_TW" w:bidi="zh_TW"/>
         </w:rPr>
         <w:t>、</w:t>
       </w:r>
-      <w:hyperlink r:id="rId40">
-        <w:r>
-          <w:rPr>
-            <w:lang w:val="zh_TW" w:bidi="zh_TW"/>
-          </w:rPr>
-          <w:rPr>
-            <w:color w:val="0000EE"/>
-            <w:u w:val="single"/>
-          </w:rPr>
-          <w:t>16–17</w:t>
-        </w:r>
-      </w:hyperlink>
+      <w:r>
+        <w:rPr>
+          <w:lang w:val="zh_TW" w:bidi="zh_TW"/>
+        </w:rPr>
+        <w:t>16–17</w:t>
+      </w:r>
       <w:r>
         <w:rPr>
           <w:lang w:val="zh_TW" w:bidi="zh_TW"/>
         </w:rPr>
         <w:t>、</w:t>
       </w:r>
-      <w:hyperlink r:id="rId41">
-        <w:r>
-          <w:rPr>
-            <w:lang w:val="zh_TW" w:bidi="zh_TW"/>
-          </w:rPr>
-          <w:rPr>
-            <w:color w:val="0000EE"/>
-            <w:u w:val="single"/>
-          </w:rPr>
-          <w:t>26–29</w:t>
-        </w:r>
-      </w:hyperlink>
+      <w:r>
+        <w:rPr>
+          <w:lang w:val="zh_TW" w:bidi="zh_TW"/>
+        </w:rPr>
+        <w:t>26–29</w:t>
+      </w:r>
       <w:r>
         <w:rPr>
           <w:lang w:val="zh_TW" w:bidi="zh_TW"/>
         </w:rPr>
         <w:t>，</w:t>
       </w:r>
-      <w:hyperlink r:id="rId42">
-        <w:r>
-          <w:rPr>
-            <w:lang w:val="zh_TW" w:bidi="zh_TW"/>
-          </w:rPr>
-          <w:rPr>
-            <w:color w:val="0000EE"/>
-            <w:u w:val="single"/>
-          </w:rPr>
-          <w:t>3:2</w:t>
-        </w:r>
-      </w:hyperlink>
+      <w:r>
+        <w:rPr>
+          <w:lang w:val="zh_TW" w:bidi="zh_TW"/>
+        </w:rPr>
+        <w:t>3:2</w:t>
+      </w:r>
       <w:r>
         <w:rPr>
           <w:lang w:val="zh_TW" w:bidi="zh_TW"/>
         </w:rPr>
         <w:t>、</w:t>
       </w:r>
-      <w:hyperlink r:id="rId43">
-        <w:r>
-          <w:rPr>
-            <w:lang w:val="zh_TW" w:bidi="zh_TW"/>
-          </w:rPr>
-          <w:rPr>
-            <w:color w:val="0000EE"/>
-            <w:u w:val="single"/>
-          </w:rPr>
-          <w:t>12</w:t>
-        </w:r>
-      </w:hyperlink>
+      <w:r>
+        <w:rPr>
+          <w:lang w:val="zh_TW" w:bidi="zh_TW"/>
+        </w:rPr>
+        <w:t>12</w:t>
+      </w:r>
       <w:r>
         <w:rPr>
           <w:lang w:val="zh_TW" w:bidi="zh_TW"/>
         </w:rPr>
         <w:t>、</w:t>
       </w:r>
-      <w:hyperlink r:id="rId44">
-        <w:r>
-          <w:rPr>
-            <w:lang w:val="zh_TW" w:bidi="zh_TW"/>
-          </w:rPr>
-          <w:rPr>
-            <w:color w:val="0000EE"/>
-            <w:u w:val="single"/>
-          </w:rPr>
-          <w:t>17–19</w:t>
-        </w:r>
-      </w:hyperlink>
+      <w:r>
+        <w:rPr>
+          <w:lang w:val="zh_TW" w:bidi="zh_TW"/>
+        </w:rPr>
+        <w:t>17–19</w:t>
+      </w:r>
       <w:r>
         <w:rPr>
           <w:lang w:val="zh_TW" w:bidi="zh_TW"/>
         </w:rPr>
         <w:t>、</w:t>
       </w:r>
-      <w:hyperlink r:id="rId45">
-        <w:r>
-          <w:rPr>
-            <w:lang w:val="zh_TW" w:bidi="zh_TW"/>
-          </w:rPr>
-          <w:rPr>
-            <w:color w:val="0000EE"/>
-            <w:u w:val="single"/>
-          </w:rPr>
-          <w:t>21–22</w:t>
-        </w:r>
-      </w:hyperlink>
+      <w:r>
+        <w:rPr>
+          <w:lang w:val="zh_TW" w:bidi="zh_TW"/>
+        </w:rPr>
+        <w:t>21–22</w:t>
+      </w:r>
       <w:r>
         <w:rPr>
           <w:lang w:val="zh_TW" w:bidi="zh_TW"/>
         </w:rPr>
         <w:t>，</w:t>
       </w:r>
-      <w:hyperlink r:id="rId46">
-        <w:r>
-          <w:rPr>
-            <w:lang w:val="zh_TW" w:bidi="zh_TW"/>
-          </w:rPr>
-          <w:rPr>
-            <w:color w:val="0000EE"/>
-            <w:u w:val="single"/>
-          </w:rPr>
-          <w:t>7:14</w:t>
-        </w:r>
-      </w:hyperlink>
+      <w:r>
+        <w:rPr>
+          <w:lang w:val="zh_TW" w:bidi="zh_TW"/>
+        </w:rPr>
+        <w:t>7:14</w:t>
+      </w:r>
       <w:r>
         <w:rPr>
           <w:lang w:val="zh_TW" w:bidi="zh_TW"/>
         </w:rPr>
         <w:t>，</w:t>
       </w:r>
-      <w:hyperlink r:id="rId47">
-        <w:r>
-          <w:rPr>
-            <w:lang w:val="zh_TW" w:bidi="zh_TW"/>
-          </w:rPr>
-          <w:rPr>
-            <w:color w:val="0000EE"/>
-            <w:u w:val="single"/>
-          </w:rPr>
-          <w:t>13:9–10</w:t>
-        </w:r>
-      </w:hyperlink>
+      <w:r>
+        <w:rPr>
+          <w:lang w:val="zh_TW" w:bidi="zh_TW"/>
+        </w:rPr>
+        <w:t>13:9–10</w:t>
+      </w:r>
       <w:r>
         <w:rPr>
           <w:lang w:val="zh_TW" w:bidi="zh_TW"/>
         </w:rPr>
         <w:t>、</w:t>
       </w:r>
-      <w:hyperlink r:id="rId48">
-        <w:r>
-          <w:rPr>
-            <w:lang w:val="zh_TW" w:bidi="zh_TW"/>
-          </w:rPr>
-          <w:rPr>
-            <w:color w:val="0000EE"/>
-            <w:u w:val="single"/>
-          </w:rPr>
-          <w:t>12</w:t>
-        </w:r>
-      </w:hyperlink>
+      <w:r>
+        <w:rPr>
+          <w:lang w:val="zh_TW" w:bidi="zh_TW"/>
+        </w:rPr>
+        <w:t>12</w:t>
+      </w:r>
       <w:r>
         <w:rPr>
           <w:lang w:val="zh_TW" w:bidi="zh_TW"/>
         </w:rPr>
         <w:t>，</w:t>
       </w:r>
-      <w:hyperlink r:id="rId49">
-        <w:r>
-          <w:rPr>
-            <w:lang w:val="zh_TW" w:bidi="zh_TW"/>
-          </w:rPr>
-          <w:rPr>
-            <w:color w:val="0000EE"/>
-            <w:u w:val="single"/>
-          </w:rPr>
-          <w:t>16:15</w:t>
-        </w:r>
-      </w:hyperlink>
+      <w:r>
+        <w:rPr>
+          <w:lang w:val="zh_TW" w:bidi="zh_TW"/>
+        </w:rPr>
+        <w:t>16:15</w:t>
+      </w:r>
       <w:r>
         <w:rPr>
           <w:lang w:val="zh_TW" w:bidi="zh_TW"/>
         </w:rPr>
         <w:t>，</w:t>
       </w:r>
-      <w:hyperlink r:id="rId50">
-        <w:r>
-          <w:rPr>
-            <w:lang w:val="zh_TW" w:bidi="zh_TW"/>
-          </w:rPr>
-          <w:rPr>
-            <w:color w:val="0000EE"/>
-            <w:u w:val="single"/>
-          </w:rPr>
-          <w:t>18:4</w:t>
-        </w:r>
-      </w:hyperlink>
+      <w:r>
+        <w:rPr>
+          <w:lang w:val="zh_TW" w:bidi="zh_TW"/>
+        </w:rPr>
+        <w:t>18:4</w:t>
+      </w:r>
       <w:r>
         <w:rPr>
           <w:lang w:val="zh_TW" w:bidi="zh_TW"/>
         </w:rPr>
         <w:t>，</w:t>
       </w:r>
-      <w:hyperlink r:id="rId13">
-        <w:r>
-          <w:rPr>
-            <w:lang w:val="zh_TW" w:bidi="zh_TW"/>
-          </w:rPr>
-          <w:rPr>
-            <w:color w:val="0000EE"/>
-            <w:u w:val="single"/>
-          </w:rPr>
-          <w:t>20:12</w:t>
-        </w:r>
-      </w:hyperlink>
+      <w:r>
+        <w:rPr>
+          <w:lang w:val="zh_TW" w:bidi="zh_TW"/>
+        </w:rPr>
+        <w:t>20:12</w:t>
+      </w:r>
       <w:r>
         <w:rPr>
           <w:lang w:val="zh_TW" w:bidi="zh_TW"/>
         </w:rPr>
         <w:t>，</w:t>
       </w:r>
-      <w:hyperlink r:id="rId51">
-        <w:r>
-          <w:rPr>
-            <w:lang w:val="zh_TW" w:bidi="zh_TW"/>
-          </w:rPr>
-          <w:rPr>
-            <w:color w:val="0000EE"/>
-            <w:u w:val="single"/>
-          </w:rPr>
-          <w:t>21:7</w:t>
-        </w:r>
-      </w:hyperlink>
+      <w:r>
+        <w:rPr>
+          <w:lang w:val="zh_TW" w:bidi="zh_TW"/>
+        </w:rPr>
+        <w:t>21:7</w:t>
+      </w:r>
       <w:r>
         <w:rPr>
           <w:lang w:val="zh_TW" w:bidi="zh_TW"/>
         </w:rPr>
         <w:t>，</w:t>
       </w:r>
-      <w:hyperlink r:id="rId52">
-        <w:r>
-          <w:rPr>
-            <w:lang w:val="zh_TW" w:bidi="zh_TW"/>
-          </w:rPr>
-          <w:rPr>
-            <w:color w:val="0000EE"/>
-            <w:u w:val="single"/>
-          </w:rPr>
-          <w:t>22:3</w:t>
-        </w:r>
-      </w:hyperlink>
+      <w:r>
+        <w:rPr>
+          <w:lang w:val="zh_TW" w:bidi="zh_TW"/>
+        </w:rPr>
+        <w:t>22:3</w:t>
+      </w:r>
       <w:r>
         <w:rPr>
           <w:lang w:val="zh_TW" w:bidi="zh_TW"/>
         </w:rPr>
         <w:t>、</w:t>
       </w:r>
-      <w:hyperlink r:id="rId53">
-        <w:r>
-          <w:rPr>
-            <w:lang w:val="zh_TW" w:bidi="zh_TW"/>
-          </w:rPr>
-          <w:rPr>
-            <w:color w:val="0000EE"/>
-            <w:u w:val="single"/>
-          </w:rPr>
-          <w:t>7</w:t>
-        </w:r>
-      </w:hyperlink>
+      <w:r>
+        <w:rPr>
+          <w:lang w:val="zh_TW" w:bidi="zh_TW"/>
+        </w:rPr>
+        <w:t>7</w:t>
+      </w:r>
       <w:r>
         <w:rPr>
           <w:lang w:val="zh_TW" w:bidi="zh_TW"/>
         </w:rPr>
         <w:t>、</w:t>
       </w:r>
-      <w:hyperlink r:id="rId54">
-        <w:r>
-          <w:rPr>
-            <w:lang w:val="zh_TW" w:bidi="zh_TW"/>
-          </w:rPr>
-          <w:rPr>
-            <w:color w:val="0000EE"/>
-            <w:u w:val="single"/>
-          </w:rPr>
-          <w:t>11–12</w:t>
-        </w:r>
-      </w:hyperlink>
+      <w:r>
+        <w:rPr>
+          <w:lang w:val="zh_TW" w:bidi="zh_TW"/>
+        </w:rPr>
+        <w:t>11–12</w:t>
+      </w:r>
       <w:r>
         <w:rPr>
           <w:lang w:val="zh_TW" w:bidi="zh_TW"/>
         </w:rPr>
         <w:t>）。新約強調，只要靠著神的恩典，忠心的信徒必能堅持到底（見</w:t>
       </w:r>
-      <w:hyperlink r:id="rId55">
-        <w:r>
-          <w:rPr>
-            <w:lang w:val="zh_TW" w:bidi="zh_TW"/>
-          </w:rPr>
-          <w:rPr>
-            <w:color w:val="0000EE"/>
-            <w:u w:val="single"/>
-          </w:rPr>
-          <w:t>來13:6</w:t>
-        </w:r>
-      </w:hyperlink>
+      <w:r>
+        <w:rPr>
+          <w:lang w:val="zh_TW" w:bidi="zh_TW"/>
+        </w:rPr>
+        <w:t>來13:6</w:t>
+      </w:r>
       <w:r>
         <w:rPr>
           <w:lang w:val="zh_TW" w:bidi="zh_TW"/>
         </w:rPr>
         <w:t>；</w:t>
       </w:r>
-      <w:hyperlink r:id="rId56">
-        <w:r>
-          <w:rPr>
-            <w:lang w:val="zh_TW" w:bidi="zh_TW"/>
-          </w:rPr>
-          <w:rPr>
-            <w:color w:val="0000EE"/>
-            <w:u w:val="single"/>
-          </w:rPr>
-          <w:t>雅1:25</w:t>
-        </w:r>
-      </w:hyperlink>
+      <w:r>
+        <w:rPr>
+          <w:lang w:val="zh_TW" w:bidi="zh_TW"/>
+        </w:rPr>
+        <w:t>雅1:25</w:t>
+      </w:r>
       <w:r>
         <w:rPr>
           <w:lang w:val="zh_TW" w:bidi="zh_TW"/>
         </w:rPr>
         <w:t>；</w:t>
       </w:r>
-      <w:hyperlink r:id="rId57">
-        <w:r>
-          <w:rPr>
-            <w:lang w:val="zh_TW" w:bidi="zh_TW"/>
-          </w:rPr>
-          <w:rPr>
-            <w:color w:val="0000EE"/>
-            <w:u w:val="single"/>
-          </w:rPr>
-          <w:t>啟3:10</w:t>
-        </w:r>
-      </w:hyperlink>
+      <w:r>
+        <w:rPr>
+          <w:lang w:val="zh_TW" w:bidi="zh_TW"/>
+        </w:rPr>
+        <w:t>啟3:10</w:t>
+      </w:r>
       <w:r>
         <w:rPr>
           <w:lang w:val="zh_TW" w:bidi="zh_TW"/>
@@ -1186,396 +910,264 @@
           <w:lang w:val="zh_TW" w:bidi="zh_TW"/>
         </w:rPr>
       </w:r>
-      <w:hyperlink r:id="rId58">
-        <w:r>
-          <w:rPr>
-            <w:lang w:val="zh_TW" w:bidi="zh_TW"/>
-          </w:rPr>
-          <w:rPr>
-            <w:color w:val="0000EE"/>
-            <w:u w:val="single"/>
-          </w:rPr>
-          <w:t>創15:1</w:t>
-        </w:r>
-      </w:hyperlink>
+      <w:r>
+        <w:rPr>
+          <w:lang w:val="zh_TW" w:bidi="zh_TW"/>
+        </w:rPr>
+        <w:t>創15:1</w:t>
+      </w:r>
       <w:r>
         <w:rPr>
           <w:lang w:val="zh_TW" w:bidi="zh_TW"/>
         </w:rPr>
         <w:t>、</w:t>
       </w:r>
-      <w:hyperlink r:id="rId59">
-        <w:r>
-          <w:rPr>
-            <w:lang w:val="zh_TW" w:bidi="zh_TW"/>
-          </w:rPr>
-          <w:rPr>
-            <w:color w:val="0000EE"/>
-            <w:u w:val="single"/>
-          </w:rPr>
-          <w:t>13–16</w:t>
-        </w:r>
-      </w:hyperlink>
+      <w:r>
+        <w:rPr>
+          <w:lang w:val="zh_TW" w:bidi="zh_TW"/>
+        </w:rPr>
+        <w:t>13–16</w:t>
+      </w:r>
       <w:r>
         <w:rPr>
           <w:lang w:val="zh_TW" w:bidi="zh_TW"/>
         </w:rPr>
         <w:t>；</w:t>
       </w:r>
-      <w:hyperlink r:id="rId60">
-        <w:r>
-          <w:rPr>
-            <w:lang w:val="zh_TW" w:bidi="zh_TW"/>
-          </w:rPr>
-          <w:rPr>
-            <w:color w:val="0000EE"/>
-            <w:u w:val="single"/>
-          </w:rPr>
-          <w:t>撒上12:22–25</w:t>
-        </w:r>
-      </w:hyperlink>
+      <w:r>
+        <w:rPr>
+          <w:lang w:val="zh_TW" w:bidi="zh_TW"/>
+        </w:rPr>
+        <w:t>撒上12:22–25</w:t>
+      </w:r>
       <w:r>
         <w:rPr>
           <w:lang w:val="zh_TW" w:bidi="zh_TW"/>
         </w:rPr>
         <w:t>；</w:t>
       </w:r>
-      <w:hyperlink r:id="rId31">
-        <w:r>
-          <w:rPr>
-            <w:lang w:val="zh_TW" w:bidi="zh_TW"/>
-          </w:rPr>
-          <w:rPr>
-            <w:color w:val="0000EE"/>
-            <w:u w:val="single"/>
-          </w:rPr>
-          <w:t>王上9:4–9</w:t>
-        </w:r>
-      </w:hyperlink>
+      <w:r>
+        <w:rPr>
+          <w:lang w:val="zh_TW" w:bidi="zh_TW"/>
+        </w:rPr>
+        <w:t>王上9:4–9</w:t>
+      </w:r>
       <w:r>
         <w:rPr>
           <w:lang w:val="zh_TW" w:bidi="zh_TW"/>
         </w:rPr>
         <w:t>；</w:t>
       </w:r>
-      <w:hyperlink r:id="rId32">
-        <w:r>
-          <w:rPr>
-            <w:lang w:val="zh_TW" w:bidi="zh_TW"/>
-          </w:rPr>
-          <w:rPr>
-            <w:color w:val="0000EE"/>
-            <w:u w:val="single"/>
-          </w:rPr>
-          <w:t>耶18:7–10</w:t>
-        </w:r>
-      </w:hyperlink>
+      <w:r>
+        <w:rPr>
+          <w:lang w:val="zh_TW" w:bidi="zh_TW"/>
+        </w:rPr>
+        <w:t>耶18:7–10</w:t>
+      </w:r>
       <w:r>
         <w:rPr>
           <w:lang w:val="zh_TW" w:bidi="zh_TW"/>
         </w:rPr>
         <w:t>；</w:t>
       </w:r>
-      <w:hyperlink r:id="rId15">
-        <w:r>
-          <w:rPr>
-            <w:lang w:val="zh_TW" w:bidi="zh_TW"/>
-          </w:rPr>
-          <w:rPr>
-            <w:color w:val="0000EE"/>
-            <w:u w:val="single"/>
-          </w:rPr>
-          <w:t>約10:27–30</w:t>
-        </w:r>
-      </w:hyperlink>
+      <w:r>
+        <w:rPr>
+          <w:lang w:val="zh_TW" w:bidi="zh_TW"/>
+        </w:rPr>
+        <w:t>約10:27–30</w:t>
+      </w:r>
       <w:r>
         <w:rPr>
           <w:lang w:val="zh_TW" w:bidi="zh_TW"/>
         </w:rPr>
         <w:t>，</w:t>
       </w:r>
-      <w:hyperlink r:id="rId18">
-        <w:r>
-          <w:rPr>
-            <w:lang w:val="zh_TW" w:bidi="zh_TW"/>
-          </w:rPr>
-          <w:rPr>
-            <w:color w:val="0000EE"/>
-            <w:u w:val="single"/>
-          </w:rPr>
-          <w:t>15:6</w:t>
-        </w:r>
-      </w:hyperlink>
+      <w:r>
+        <w:rPr>
+          <w:lang w:val="zh_TW" w:bidi="zh_TW"/>
+        </w:rPr>
+        <w:t>15:6</w:t>
+      </w:r>
       <w:r>
         <w:rPr>
           <w:lang w:val="zh_TW" w:bidi="zh_TW"/>
         </w:rPr>
         <w:t>；</w:t>
       </w:r>
-      <w:hyperlink r:id="rId34">
-        <w:r>
-          <w:rPr>
-            <w:lang w:val="zh_TW" w:bidi="zh_TW"/>
-          </w:rPr>
-          <w:rPr>
-            <w:color w:val="0000EE"/>
-            <w:u w:val="single"/>
-          </w:rPr>
-          <w:t>羅11:13–32</w:t>
-        </w:r>
-      </w:hyperlink>
+      <w:r>
+        <w:rPr>
+          <w:lang w:val="zh_TW" w:bidi="zh_TW"/>
+        </w:rPr>
+        <w:t>羅11:13–32</w:t>
+      </w:r>
       <w:r>
         <w:rPr>
           <w:lang w:val="zh_TW" w:bidi="zh_TW"/>
         </w:rPr>
         <w:t>；</w:t>
       </w:r>
-      <w:hyperlink r:id="rId19">
-        <w:r>
-          <w:rPr>
-            <w:lang w:val="zh_TW" w:bidi="zh_TW"/>
-          </w:rPr>
-          <w:rPr>
-            <w:color w:val="0000EE"/>
-            <w:u w:val="single"/>
-          </w:rPr>
-          <w:t>林前10:6–12</w:t>
-        </w:r>
-      </w:hyperlink>
+      <w:r>
+        <w:rPr>
+          <w:lang w:val="zh_TW" w:bidi="zh_TW"/>
+        </w:rPr>
+        <w:t>林前10:6–12</w:t>
+      </w:r>
       <w:r>
         <w:rPr>
           <w:lang w:val="zh_TW" w:bidi="zh_TW"/>
         </w:rPr>
         <w:t>；</w:t>
       </w:r>
-      <w:hyperlink r:id="rId20">
-        <w:r>
-          <w:rPr>
-            <w:lang w:val="zh_TW" w:bidi="zh_TW"/>
-          </w:rPr>
-          <w:rPr>
-            <w:color w:val="0000EE"/>
-            <w:u w:val="single"/>
-          </w:rPr>
-          <w:t>來6:4–8</w:t>
-        </w:r>
-      </w:hyperlink>
+      <w:r>
+        <w:rPr>
+          <w:lang w:val="zh_TW" w:bidi="zh_TW"/>
+        </w:rPr>
+        <w:t>來6:4–8</w:t>
+      </w:r>
       <w:r>
         <w:rPr>
           <w:lang w:val="zh_TW" w:bidi="zh_TW"/>
         </w:rPr>
         <w:t>、</w:t>
       </w:r>
-      <w:hyperlink r:id="rId17">
-        <w:r>
-          <w:rPr>
-            <w:lang w:val="zh_TW" w:bidi="zh_TW"/>
-          </w:rPr>
-          <w:rPr>
-            <w:color w:val="0000EE"/>
-            <w:u w:val="single"/>
-          </w:rPr>
-          <w:t>18–20</w:t>
-        </w:r>
-      </w:hyperlink>
+      <w:r>
+        <w:rPr>
+          <w:lang w:val="zh_TW" w:bidi="zh_TW"/>
+        </w:rPr>
+        <w:t>18–20</w:t>
+      </w:r>
       <w:r>
         <w:rPr>
           <w:lang w:val="zh_TW" w:bidi="zh_TW"/>
         </w:rPr>
         <w:t>，</w:t>
       </w:r>
-      <w:hyperlink r:id="rId55">
-        <w:r>
-          <w:rPr>
-            <w:lang w:val="zh_TW" w:bidi="zh_TW"/>
-          </w:rPr>
-          <w:rPr>
-            <w:color w:val="0000EE"/>
-            <w:u w:val="single"/>
-          </w:rPr>
-          <w:t>13:6</w:t>
-        </w:r>
-      </w:hyperlink>
+      <w:r>
+        <w:rPr>
+          <w:lang w:val="zh_TW" w:bidi="zh_TW"/>
+        </w:rPr>
+        <w:t>13:6</w:t>
+      </w:r>
       <w:r>
         <w:rPr>
           <w:lang w:val="zh_TW" w:bidi="zh_TW"/>
         </w:rPr>
         <w:t>；</w:t>
       </w:r>
-      <w:hyperlink r:id="rId56">
-        <w:r>
-          <w:rPr>
-            <w:lang w:val="zh_TW" w:bidi="zh_TW"/>
-          </w:rPr>
-          <w:rPr>
-            <w:color w:val="0000EE"/>
-            <w:u w:val="single"/>
-          </w:rPr>
-          <w:t>雅1:25</w:t>
-        </w:r>
-      </w:hyperlink>
+      <w:r>
+        <w:rPr>
+          <w:lang w:val="zh_TW" w:bidi="zh_TW"/>
+        </w:rPr>
+        <w:t>雅1:25</w:t>
+      </w:r>
       <w:r>
         <w:rPr>
           <w:lang w:val="zh_TW" w:bidi="zh_TW"/>
         </w:rPr>
         <w:t>；</w:t>
       </w:r>
-      <w:hyperlink r:id="rId38">
-        <w:r>
-          <w:rPr>
-            <w:lang w:val="zh_TW" w:bidi="zh_TW"/>
-          </w:rPr>
-          <w:rPr>
-            <w:color w:val="0000EE"/>
-            <w:u w:val="single"/>
-          </w:rPr>
-          <w:t>啟2:5</w:t>
-        </w:r>
-      </w:hyperlink>
+      <w:r>
+        <w:rPr>
+          <w:lang w:val="zh_TW" w:bidi="zh_TW"/>
+        </w:rPr>
+        <w:t>啟2:5</w:t>
+      </w:r>
       <w:r>
         <w:rPr>
           <w:lang w:val="zh_TW" w:bidi="zh_TW"/>
         </w:rPr>
         <w:t>、</w:t>
       </w:r>
-      <w:hyperlink r:id="rId39">
-        <w:r>
-          <w:rPr>
-            <w:lang w:val="zh_TW" w:bidi="zh_TW"/>
-          </w:rPr>
-          <w:rPr>
-            <w:color w:val="0000EE"/>
-            <w:u w:val="single"/>
-          </w:rPr>
-          <w:t>10–11</w:t>
-        </w:r>
-      </w:hyperlink>
+      <w:r>
+        <w:rPr>
+          <w:lang w:val="zh_TW" w:bidi="zh_TW"/>
+        </w:rPr>
+        <w:t>10–11</w:t>
+      </w:r>
       <w:r>
         <w:rPr>
           <w:lang w:val="zh_TW" w:bidi="zh_TW"/>
         </w:rPr>
         <w:t>、</w:t>
       </w:r>
-      <w:hyperlink r:id="rId40">
-        <w:r>
-          <w:rPr>
-            <w:lang w:val="zh_TW" w:bidi="zh_TW"/>
-          </w:rPr>
-          <w:rPr>
-            <w:color w:val="0000EE"/>
-            <w:u w:val="single"/>
-          </w:rPr>
-          <w:t>16–17</w:t>
-        </w:r>
-      </w:hyperlink>
+      <w:r>
+        <w:rPr>
+          <w:lang w:val="zh_TW" w:bidi="zh_TW"/>
+        </w:rPr>
+        <w:t>16–17</w:t>
+      </w:r>
       <w:r>
         <w:rPr>
           <w:lang w:val="zh_TW" w:bidi="zh_TW"/>
         </w:rPr>
         <w:t>，</w:t>
       </w:r>
-      <w:hyperlink r:id="rId14">
-        <w:r>
-          <w:rPr>
-            <w:lang w:val="zh_TW" w:bidi="zh_TW"/>
-          </w:rPr>
-          <w:rPr>
-            <w:color w:val="0000EE"/>
-            <w:u w:val="single"/>
-          </w:rPr>
-          <w:t>3:5</w:t>
-        </w:r>
-      </w:hyperlink>
+      <w:r>
+        <w:rPr>
+          <w:lang w:val="zh_TW" w:bidi="zh_TW"/>
+        </w:rPr>
+        <w:t>3:5</w:t>
+      </w:r>
       <w:r>
         <w:rPr>
           <w:lang w:val="zh_TW" w:bidi="zh_TW"/>
         </w:rPr>
         <w:t>、</w:t>
       </w:r>
-      <w:hyperlink r:id="rId61">
-        <w:r>
-          <w:rPr>
-            <w:lang w:val="zh_TW" w:bidi="zh_TW"/>
-          </w:rPr>
-          <w:rPr>
-            <w:color w:val="0000EE"/>
-            <w:u w:val="single"/>
-          </w:rPr>
-          <w:t>10–12</w:t>
-        </w:r>
-      </w:hyperlink>
+      <w:r>
+        <w:rPr>
+          <w:lang w:val="zh_TW" w:bidi="zh_TW"/>
+        </w:rPr>
+        <w:t>10–12</w:t>
+      </w:r>
       <w:r>
         <w:rPr>
           <w:lang w:val="zh_TW" w:bidi="zh_TW"/>
         </w:rPr>
         <w:t>，</w:t>
       </w:r>
-      <w:hyperlink r:id="rId50">
-        <w:r>
-          <w:rPr>
-            <w:lang w:val="zh_TW" w:bidi="zh_TW"/>
-          </w:rPr>
-          <w:rPr>
-            <w:color w:val="0000EE"/>
-            <w:u w:val="single"/>
-          </w:rPr>
-          <w:t>18:4</w:t>
-        </w:r>
-      </w:hyperlink>
+      <w:r>
+        <w:rPr>
+          <w:lang w:val="zh_TW" w:bidi="zh_TW"/>
+        </w:rPr>
+        <w:t>18:4</w:t>
+      </w:r>
       <w:r>
         <w:rPr>
           <w:lang w:val="zh_TW" w:bidi="zh_TW"/>
         </w:rPr>
         <w:t>，</w:t>
       </w:r>
-      <w:hyperlink r:id="rId13">
-        <w:r>
-          <w:rPr>
-            <w:lang w:val="zh_TW" w:bidi="zh_TW"/>
-          </w:rPr>
-          <w:rPr>
-            <w:color w:val="0000EE"/>
-            <w:u w:val="single"/>
-          </w:rPr>
-          <w:t>20:12</w:t>
-        </w:r>
-      </w:hyperlink>
+      <w:r>
+        <w:rPr>
+          <w:lang w:val="zh_TW" w:bidi="zh_TW"/>
+        </w:rPr>
+        <w:t>20:12</w:t>
+      </w:r>
       <w:r>
         <w:rPr>
           <w:lang w:val="zh_TW" w:bidi="zh_TW"/>
         </w:rPr>
         <w:t>，</w:t>
       </w:r>
-      <w:hyperlink r:id="rId62">
-        <w:r>
-          <w:rPr>
-            <w:lang w:val="zh_TW" w:bidi="zh_TW"/>
-          </w:rPr>
-          <w:rPr>
-            <w:color w:val="0000EE"/>
-            <w:u w:val="single"/>
-          </w:rPr>
-          <w:t>21:7–8</w:t>
-        </w:r>
-      </w:hyperlink>
+      <w:r>
+        <w:rPr>
+          <w:lang w:val="zh_TW" w:bidi="zh_TW"/>
+        </w:rPr>
+        <w:t>21:7–8</w:t>
+      </w:r>
       <w:r>
         <w:rPr>
           <w:lang w:val="zh_TW" w:bidi="zh_TW"/>
         </w:rPr>
         <w:t>，</w:t>
       </w:r>
-      <w:hyperlink r:id="rId54">
-        <w:r>
-          <w:rPr>
-            <w:lang w:val="zh_TW" w:bidi="zh_TW"/>
-          </w:rPr>
-          <w:rPr>
-            <w:color w:val="0000EE"/>
-            <w:u w:val="single"/>
-          </w:rPr>
-          <w:t>22:11–12</w:t>
-        </w:r>
-      </w:hyperlink>
+      <w:r>
+        <w:rPr>
+          <w:lang w:val="zh_TW" w:bidi="zh_TW"/>
+        </w:rPr>
+        <w:t>22:11–12</w:t>
+      </w:r>
       <w:r>
         <w:rPr>
           <w:lang w:val="zh_TW" w:bidi="zh_TW"/>
